--- a/speech trainer/Source Code/English_Speech_Trainer_Manual.docx
+++ b/speech trainer/Source Code/English_Speech_Trainer_Manual.docx
@@ -8,6 +8,7 @@
         <w:jc w:val="center"/>
         <w:rPr>
           <w:rFonts w:ascii="BIZ UDPゴシック" w:eastAsia="BIZ UDPゴシック" w:hAnsi="BIZ UDPゴシック"/>
+          <w:lang w:eastAsia="ja-JP"/>
         </w:rPr>
       </w:pPr>
       <w:r>
@@ -16,6 +17,7 @@
           <w:b/>
           <w:color w:val="2C3E50"/>
           <w:sz w:val="44"/>
+          <w:lang w:eastAsia="ja-JP"/>
         </w:rPr>
         <w:t>English Speech &amp; Pronunciation Trainer</w:t>
       </w:r>
@@ -37,17 +39,7 @@
           <w:sz w:val="26"/>
           <w:lang w:eastAsia="ja-JP"/>
         </w:rPr>
-        <w:t>英語スピーチ・発音練習・音読トレーナー</w:t>
-      </w:r>
-      <w:r>
-        <w:rPr>
-          <w:rFonts w:ascii="BIZ UDPゴシック" w:eastAsia="BIZ UDPゴシック" w:hAnsi="BIZ UDPゴシック"/>
-          <w:b/>
-          <w:color w:val="3498DB"/>
-          <w:sz w:val="26"/>
-          <w:lang w:eastAsia="ja-JP"/>
-        </w:rPr>
-        <w:t xml:space="preserve"> Ver.1.</w:t>
+        <w:t>英語スピーチ・発音練習・音読トレーナー Ver.</w:t>
       </w:r>
       <w:r>
         <w:rPr>
@@ -57,6 +49,16 @@
           <w:sz w:val="26"/>
           <w:lang w:eastAsia="ja-JP"/>
         </w:rPr>
+        <w:t xml:space="preserve"> </w:t>
+      </w:r>
+      <w:r>
+        <w:rPr>
+          <w:rFonts w:ascii="BIZ UDPゴシック" w:eastAsia="BIZ UDPゴシック" w:hAnsi="BIZ UDPゴシック" w:hint="eastAsia"/>
+          <w:b/>
+          <w:color w:val="3498DB"/>
+          <w:sz w:val="26"/>
+          <w:lang w:eastAsia="ja-JP"/>
+        </w:rPr>
         <w:t xml:space="preserve">2 </w:t>
       </w:r>
       <w:r>
@@ -67,17 +69,7 @@
           <w:sz w:val="26"/>
           <w:lang w:eastAsia="ja-JP"/>
         </w:rPr>
-        <w:t xml:space="preserve"> </w:t>
-      </w:r>
-      <w:r>
-        <w:rPr>
-          <w:rFonts w:ascii="BIZ UDPゴシック" w:eastAsia="BIZ UDPゴシック" w:hAnsi="BIZ UDPゴシック"/>
-          <w:b/>
-          <w:color w:val="3498DB"/>
-          <w:sz w:val="26"/>
-          <w:lang w:eastAsia="ja-JP"/>
-        </w:rPr>
-        <w:t>操作マニュアル</w:t>
+        <w:t xml:space="preserve"> 操作マニュアル</w:t>
       </w:r>
     </w:p>
     <w:p>
@@ -100,17 +92,7 @@
           <w:sz w:val="30"/>
           <w:lang w:eastAsia="ja-JP"/>
         </w:rPr>
-        <w:t xml:space="preserve">1. </w:t>
-      </w:r>
-      <w:r>
-        <w:rPr>
-          <w:rFonts w:ascii="BIZ UDPゴシック" w:eastAsia="BIZ UDPゴシック" w:hAnsi="BIZ UDPゴシック"/>
-          <w:b/>
-          <w:color w:val="2C3E50"/>
-          <w:sz w:val="30"/>
-          <w:lang w:eastAsia="ja-JP"/>
-        </w:rPr>
-        <w:t>概要・動作環境</w:t>
+        <w:t>1. 概要・動作環境</w:t>
       </w:r>
     </w:p>
     <w:p>
@@ -127,49 +109,7 @@
           <w:rFonts w:ascii="BIZ UDPゴシック" w:eastAsia="BIZ UDPゴシック" w:hAnsi="BIZ UDPゴシック"/>
           <w:lang w:eastAsia="ja-JP"/>
         </w:rPr>
-        <w:t>本アプリケーションは、</w:t>
-      </w:r>
-      <w:r>
-        <w:rPr>
-          <w:rFonts w:ascii="BIZ UDPゴシック" w:eastAsia="BIZ UDPゴシック" w:hAnsi="BIZ UDPゴシック"/>
-          <w:lang w:eastAsia="ja-JP"/>
-        </w:rPr>
-        <w:t>Web</w:t>
-      </w:r>
-      <w:r>
-        <w:rPr>
-          <w:rFonts w:ascii="BIZ UDPゴシック" w:eastAsia="BIZ UDPゴシック" w:hAnsi="BIZ UDPゴシック"/>
-          <w:lang w:eastAsia="ja-JP"/>
-        </w:rPr>
-        <w:t>ブラウザ上で英語スピーチや英文音読の練習を行うための高機能トレーニングツールです。ブラウザ標準の音声合成（</w:t>
-      </w:r>
-      <w:r>
-        <w:rPr>
-          <w:rFonts w:ascii="BIZ UDPゴシック" w:eastAsia="BIZ UDPゴシック" w:hAnsi="BIZ UDPゴシック"/>
-          <w:lang w:eastAsia="ja-JP"/>
-        </w:rPr>
-        <w:t>TTS</w:t>
-      </w:r>
-      <w:r>
-        <w:rPr>
-          <w:rFonts w:ascii="BIZ UDPゴシック" w:eastAsia="BIZ UDPゴシック" w:hAnsi="BIZ UDPゴシック"/>
-          <w:lang w:eastAsia="ja-JP"/>
-        </w:rPr>
-        <w:t>）による正確なお手本再生と、音声認識（</w:t>
-      </w:r>
-      <w:r>
-        <w:rPr>
-          <w:rFonts w:ascii="BIZ UDPゴシック" w:eastAsia="BIZ UDPゴシック" w:hAnsi="BIZ UDPゴシック"/>
-          <w:lang w:eastAsia="ja-JP"/>
-        </w:rPr>
-        <w:t>STT</w:t>
-      </w:r>
-      <w:r>
-        <w:rPr>
-          <w:rFonts w:ascii="BIZ UDPゴシック" w:eastAsia="BIZ UDPゴシック" w:hAnsi="BIZ UDPゴシック"/>
-          <w:lang w:eastAsia="ja-JP"/>
-        </w:rPr>
-        <w:t>）による高精度な発音判定・分析機能を備えています。</w:t>
+        <w:t>本アプリケーションは、Webブラウザ上で英語スピーチや英文音読の練習を行うための高機能トレーニングツールです。ブラウザ標準の音声合成（TTS）による正確なお手本再生と、音声認識（STT）による高精度な発音判定・分析機能を備えています。</w:t>
       </w:r>
     </w:p>
     <w:tbl>
@@ -307,37 +247,7 @@
               <w:rPr>
                 <w:rFonts w:ascii="BIZ UDPゴシック" w:eastAsia="BIZ UDPゴシック" w:hAnsi="BIZ UDPゴシック"/>
               </w:rPr>
-              <w:t>Google Chrome</w:t>
-            </w:r>
-            <w:r>
-              <w:rPr>
-                <w:rFonts w:ascii="BIZ UDPゴシック" w:eastAsia="BIZ UDPゴシック" w:hAnsi="BIZ UDPゴシック"/>
-              </w:rPr>
-              <w:t>（推奨）</w:t>
-            </w:r>
-            <w:r>
-              <w:rPr>
-                <w:rFonts w:ascii="BIZ UDPゴシック" w:eastAsia="BIZ UDPゴシック" w:hAnsi="BIZ UDPゴシック"/>
-              </w:rPr>
-              <w:t xml:space="preserve">, Microsoft Edge </w:t>
-            </w:r>
-            <w:r>
-              <w:rPr>
-                <w:rFonts w:ascii="BIZ UDPゴシック" w:eastAsia="BIZ UDPゴシック" w:hAnsi="BIZ UDPゴシック"/>
-              </w:rPr>
-              <w:t>（</w:t>
-            </w:r>
-            <w:r>
-              <w:rPr>
-                <w:rFonts w:ascii="BIZ UDPゴシック" w:eastAsia="BIZ UDPゴシック" w:hAnsi="BIZ UDPゴシック"/>
-              </w:rPr>
-              <w:t>Web Speech API</w:t>
-            </w:r>
-            <w:r>
-              <w:rPr>
-                <w:rFonts w:ascii="BIZ UDPゴシック" w:eastAsia="BIZ UDPゴシック" w:hAnsi="BIZ UDPゴシック"/>
-              </w:rPr>
-              <w:t>必須）</w:t>
+              <w:t>Google Chrome（推奨）, Microsoft Edge （Web Speech API必須）</w:t>
             </w:r>
           </w:p>
         </w:tc>
@@ -395,14 +305,7 @@
                 <w:rFonts w:ascii="BIZ UDPゴシック" w:eastAsia="BIZ UDPゴシック" w:hAnsi="BIZ UDPゴシック"/>
                 <w:lang w:eastAsia="ja-JP"/>
               </w:rPr>
-              <w:t>PC/</w:t>
-            </w:r>
-            <w:r>
-              <w:rPr>
-                <w:rFonts w:ascii="BIZ UDPゴシック" w:eastAsia="BIZ UDPゴシック" w:hAnsi="BIZ UDPゴシック"/>
-                <w:lang w:eastAsia="ja-JP"/>
-              </w:rPr>
-              <w:t>スマートフォンの内蔵マイク、または外付けマイク（静音環境を推奨）</w:t>
+              <w:t>PC/スマートフォンの内蔵マイク、または外付けマイク（静音環境を推奨）</w:t>
             </w:r>
           </w:p>
         </w:tc>
@@ -464,21 +367,7 @@
                 <w:rFonts w:ascii="BIZ UDPゴシック" w:eastAsia="BIZ UDPゴシック" w:hAnsi="BIZ UDPゴシック"/>
                 <w:lang w:eastAsia="ja-JP"/>
               </w:rPr>
-              <w:t>インターネット接続必須（音声認識処理のため</w:t>
-            </w:r>
-            <w:r>
-              <w:rPr>
-                <w:rFonts w:ascii="BIZ UDPゴシック" w:eastAsia="BIZ UDPゴシック" w:hAnsi="BIZ UDPゴシック"/>
-                <w:lang w:eastAsia="ja-JP"/>
-              </w:rPr>
-              <w:t>Web API</w:t>
-            </w:r>
-            <w:r>
-              <w:rPr>
-                <w:rFonts w:ascii="BIZ UDPゴシック" w:eastAsia="BIZ UDPゴシック" w:hAnsi="BIZ UDPゴシック"/>
-                <w:lang w:eastAsia="ja-JP"/>
-              </w:rPr>
-              <w:t>通信を使用）</w:t>
+              <w:t>インターネット接続必須（音声認識処理のためWeb API通信を使用）</w:t>
             </w:r>
           </w:p>
         </w:tc>
@@ -513,17 +402,7 @@
           <w:sz w:val="30"/>
           <w:lang w:eastAsia="ja-JP"/>
         </w:rPr>
-        <w:t xml:space="preserve">2. </w:t>
-      </w:r>
-      <w:r>
-        <w:rPr>
-          <w:rFonts w:ascii="BIZ UDPゴシック" w:eastAsia="BIZ UDPゴシック" w:hAnsi="BIZ UDPゴシック"/>
-          <w:b/>
-          <w:color w:val="2C3E50"/>
-          <w:sz w:val="30"/>
-          <w:lang w:eastAsia="ja-JP"/>
-        </w:rPr>
-        <w:t>画面構成と主要エリア</w:t>
+        <w:t>2. 画面構成と主要エリア</w:t>
       </w:r>
     </w:p>
     <w:p>
@@ -539,21 +418,7 @@
           <w:rFonts w:ascii="BIZ UDPゴシック" w:eastAsia="BIZ UDPゴシック" w:hAnsi="BIZ UDPゴシック"/>
           <w:lang w:eastAsia="ja-JP"/>
         </w:rPr>
-        <w:t>画面はシンプルで直感的なレイアウトとなっており、主に以下の</w:t>
-      </w:r>
-      <w:r>
-        <w:rPr>
-          <w:rFonts w:ascii="BIZ UDPゴシック" w:eastAsia="BIZ UDPゴシック" w:hAnsi="BIZ UDPゴシック"/>
-          <w:lang w:eastAsia="ja-JP"/>
-        </w:rPr>
-        <w:t>6</w:t>
-      </w:r>
-      <w:r>
-        <w:rPr>
-          <w:rFonts w:ascii="BIZ UDPゴシック" w:eastAsia="BIZ UDPゴシック" w:hAnsi="BIZ UDPゴシック"/>
-          <w:lang w:eastAsia="ja-JP"/>
-        </w:rPr>
-        <w:t>つのエリアで構成されています。</w:t>
+        <w:t>画面はシンプルで直感的なレイアウトとなっており、主に以下の6つのエリアで構成されています。</w:t>
       </w:r>
     </w:p>
     <w:tbl>
@@ -661,14 +526,7 @@
                 <w:rFonts w:ascii="BIZ UDPゴシック" w:eastAsia="BIZ UDPゴシック" w:hAnsi="BIZ UDPゴシック"/>
                 <w:b/>
               </w:rPr>
-              <w:t xml:space="preserve">① </w:t>
-            </w:r>
-            <w:r>
-              <w:rPr>
-                <w:rFonts w:ascii="BIZ UDPゴシック" w:eastAsia="BIZ UDPゴシック" w:hAnsi="BIZ UDPゴシック"/>
-                <w:b/>
-              </w:rPr>
-              <w:t>ウェルカムエリア</w:t>
+              <w:t>① ウェルカムエリア</w:t>
             </w:r>
           </w:p>
         </w:tc>
@@ -763,21 +621,7 @@
                 <w:rFonts w:ascii="BIZ UDPゴシック" w:eastAsia="BIZ UDPゴシック" w:hAnsi="BIZ UDPゴシック"/>
                 <w:lang w:eastAsia="ja-JP"/>
               </w:rPr>
-              <w:t>使用音声、発音判定の難易度、再生スピード</w:t>
-            </w:r>
-            <w:r>
-              <w:rPr>
-                <w:rFonts w:ascii="BIZ UDPゴシック" w:eastAsia="BIZ UDPゴシック" w:hAnsi="BIZ UDPゴシック"/>
-                <w:lang w:eastAsia="ja-JP"/>
-              </w:rPr>
-              <w:t>/</w:t>
-            </w:r>
-            <w:r>
-              <w:rPr>
-                <w:rFonts w:ascii="BIZ UDPゴシック" w:eastAsia="BIZ UDPゴシック" w:hAnsi="BIZ UDPゴシック"/>
-                <w:lang w:eastAsia="ja-JP"/>
-              </w:rPr>
-              <w:t>ピッチ、各種表示フラグを設定できます。</w:t>
+              <w:t>使用音声、発音判定の難易度、再生スピード/ピッチ、各種表示フラグを設定できます。</w:t>
             </w:r>
           </w:p>
         </w:tc>
@@ -947,15 +791,7 @@
                 <w:b/>
                 <w:lang w:eastAsia="ja-JP"/>
               </w:rPr>
-              <w:t xml:space="preserve">⑤ </w:t>
-            </w:r>
-            <w:r>
-              <w:rPr>
-                <w:rFonts w:ascii="BIZ UDPゴシック" w:eastAsia="BIZ UDPゴシック" w:hAnsi="BIZ UDPゴシック"/>
-                <w:b/>
-                <w:lang w:eastAsia="ja-JP"/>
-              </w:rPr>
-              <w:t>判定・フィードバック</w:t>
+              <w:t>⑤ 判定・フィードバック</w:t>
             </w:r>
           </w:p>
         </w:tc>
@@ -983,35 +819,7 @@
                 <w:rFonts w:ascii="BIZ UDPゴシック" w:eastAsia="BIZ UDPゴシック" w:hAnsi="BIZ UDPゴシック"/>
                 <w:lang w:eastAsia="ja-JP"/>
               </w:rPr>
-              <w:t>録音後のスコア（点数）、</w:t>
-            </w:r>
-            <w:r>
-              <w:rPr>
-                <w:rFonts w:ascii="BIZ UDPゴシック" w:eastAsia="BIZ UDPゴシック" w:hAnsi="BIZ UDPゴシック"/>
-                <w:lang w:eastAsia="ja-JP"/>
-              </w:rPr>
-              <w:t>AI</w:t>
-            </w:r>
-            <w:r>
-              <w:rPr>
-                <w:rFonts w:ascii="BIZ UDPゴシック" w:eastAsia="BIZ UDPゴシック" w:hAnsi="BIZ UDPゴシック"/>
-                <w:lang w:eastAsia="ja-JP"/>
-              </w:rPr>
-              <w:t>の聞き取りテキスト、単語ごとの発音分析、</w:t>
-            </w:r>
-            <w:r>
-              <w:rPr>
-                <w:rFonts w:ascii="BIZ UDPゴシック" w:eastAsia="BIZ UDPゴシック" w:hAnsi="BIZ UDPゴシック"/>
-                <w:lang w:eastAsia="ja-JP"/>
-              </w:rPr>
-              <w:t>A/B</w:t>
-            </w:r>
-            <w:r>
-              <w:rPr>
-                <w:rFonts w:ascii="BIZ UDPゴシック" w:eastAsia="BIZ UDPゴシック" w:hAnsi="BIZ UDPゴシック"/>
-                <w:lang w:eastAsia="ja-JP"/>
-              </w:rPr>
-              <w:t>聞き比べを表示します。</w:t>
+              <w:t>録音後のスコア（点数）、AIの聞き取りテキスト、単語ごとの発音分析、A/B聞き比べを表示します。</w:t>
             </w:r>
           </w:p>
         </w:tc>
@@ -1114,17 +922,7 @@
           <w:lang w:eastAsia="ja-JP"/>
         </w:rPr>
         <w:lastRenderedPageBreak/>
-        <w:t xml:space="preserve">3. </w:t>
-      </w:r>
-      <w:r>
-        <w:rPr>
-          <w:rFonts w:ascii="BIZ UDPゴシック" w:eastAsia="BIZ UDPゴシック" w:hAnsi="BIZ UDPゴシック"/>
-          <w:b/>
-          <w:color w:val="2C3E50"/>
-          <w:sz w:val="30"/>
-          <w:lang w:eastAsia="ja-JP"/>
-        </w:rPr>
-        <w:t>基本操作とトレーニング手順</w:t>
+        <w:t>3. 基本操作とトレーニング手順</w:t>
       </w:r>
     </w:p>
     <w:p>
@@ -1144,17 +942,7 @@
           <w:sz w:val="24"/>
           <w:lang w:eastAsia="ja-JP"/>
         </w:rPr>
-        <w:t xml:space="preserve">3.1 </w:t>
-      </w:r>
-      <w:r>
-        <w:rPr>
-          <w:rFonts w:ascii="BIZ UDPゴシック" w:eastAsia="BIZ UDPゴシック" w:hAnsi="BIZ UDPゴシック"/>
-          <w:b/>
-          <w:color w:val="3498DB"/>
-          <w:sz w:val="24"/>
-          <w:lang w:eastAsia="ja-JP"/>
-        </w:rPr>
-        <w:t>練習の開始方法</w:t>
+        <w:t>3.1 練習の開始方法</w:t>
       </w:r>
     </w:p>
     <w:p>
@@ -1171,14 +959,7 @@
           <w:rFonts w:ascii="BIZ UDPゴシック" w:eastAsia="BIZ UDPゴシック" w:hAnsi="BIZ UDPゴシック"/>
           <w:lang w:eastAsia="ja-JP"/>
         </w:rPr>
-        <w:t>アプリ起動後、画面中央の</w:t>
-      </w:r>
-      <w:r>
-        <w:rPr>
-          <w:rFonts w:ascii="BIZ UDPゴシック" w:eastAsia="BIZ UDPゴシック" w:hAnsi="BIZ UDPゴシック"/>
-          <w:lang w:eastAsia="ja-JP"/>
-        </w:rPr>
-        <w:t xml:space="preserve"> </w:t>
+        <w:t xml:space="preserve">アプリ起動後、画面中央の </w:t>
       </w:r>
       <w:r>
         <w:rPr>
@@ -1202,29 +983,14 @@
           <w:b/>
           <w:lang w:eastAsia="ja-JP"/>
         </w:rPr>
-        <w:t xml:space="preserve"> </w:t>
+        <w:t xml:space="preserve"> サンプル台本で始める」</w:t>
       </w:r>
       <w:r>
         <w:rPr>
           <w:rFonts w:ascii="BIZ UDPゴシック" w:eastAsia="BIZ UDPゴシック" w:hAnsi="BIZ UDPゴシック"/>
-          <w:b/>
-          <w:lang w:eastAsia="ja-JP"/>
-        </w:rPr>
-        <w:t>サンプル台本で始める」</w:t>
-      </w:r>
-      <w:r>
-        <w:rPr>
-          <w:rFonts w:ascii="BIZ UDPゴシック" w:eastAsia="BIZ UDPゴシック" w:hAnsi="BIZ UDPゴシック"/>
-          <w:lang w:eastAsia="ja-JP"/>
-        </w:rPr>
-        <w:t xml:space="preserve"> </w:t>
-      </w:r>
-      <w:r>
-        <w:rPr>
-          <w:rFonts w:ascii="BIZ UDPゴシック" w:eastAsia="BIZ UDPゴシック" w:hAnsi="BIZ UDPゴシック"/>
-          <w:lang w:eastAsia="ja-JP"/>
-        </w:rPr>
-        <w:t>ボタンをクリックすると、実践的なサンプル英文台本がロードされ練習画面へ遷移します。独自台本を使用したい場合は、右上「</w:t>
+          <w:lang w:eastAsia="ja-JP"/>
+        </w:rPr>
+        <w:t xml:space="preserve"> ボタンをクリックすると、実践的なサンプル英文台本がロードされ練習画面へ遷移します。独自台本を使用したい場合は、右上「</w:t>
       </w:r>
       <w:r>
         <w:rPr>
@@ -1242,16 +1008,7 @@
           <w:bCs/>
           <w:lang w:eastAsia="ja-JP"/>
         </w:rPr>
-        <w:t xml:space="preserve"> </w:t>
-      </w:r>
-      <w:r>
-        <w:rPr>
-          <w:rFonts w:ascii="BIZ UDPゴシック" w:eastAsia="BIZ UDPゴシック" w:hAnsi="BIZ UDPゴシック"/>
-          <w:b/>
-          <w:bCs/>
-          <w:lang w:eastAsia="ja-JP"/>
-        </w:rPr>
-        <w:t>台本インポート・作成ツール</w:t>
+        <w:t xml:space="preserve"> 台本インポート・作成ツール</w:t>
       </w:r>
       <w:r>
         <w:rPr>
@@ -1265,7 +1022,7 @@
       <w:pPr>
         <w:spacing w:after="0" w:line="240" w:lineRule="auto"/>
         <w:rPr>
-          <w:rFonts w:ascii="BIZ UDPゴシック" w:eastAsia="BIZ UDPゴシック" w:hAnsi="BIZ UDPゴシック" w:hint="eastAsia"/>
+          <w:rFonts w:ascii="BIZ UDPゴシック" w:eastAsia="BIZ UDPゴシック" w:hAnsi="BIZ UDPゴシック"/>
           <w:lang w:eastAsia="ja-JP"/>
         </w:rPr>
       </w:pPr>
@@ -1287,17 +1044,7 @@
           <w:sz w:val="24"/>
           <w:lang w:eastAsia="ja-JP"/>
         </w:rPr>
-        <w:t xml:space="preserve">3.2 </w:t>
-      </w:r>
-      <w:r>
-        <w:rPr>
-          <w:rFonts w:ascii="BIZ UDPゴシック" w:eastAsia="BIZ UDPゴシック" w:hAnsi="BIZ UDPゴシック"/>
-          <w:b/>
-          <w:color w:val="3498DB"/>
-          <w:sz w:val="24"/>
-          <w:lang w:eastAsia="ja-JP"/>
-        </w:rPr>
-        <w:t>お手本音声を聞く（音声再生）</w:t>
+        <w:t>3.2 お手本音声を聞く（音声再生）</w:t>
       </w:r>
     </w:p>
     <w:p>
@@ -1315,15 +1062,7 @@
           <w:b/>
           <w:lang w:eastAsia="ja-JP"/>
         </w:rPr>
-        <w:t>・単行再生</w:t>
-      </w:r>
-      <w:r>
-        <w:rPr>
-          <w:rFonts w:ascii="BIZ UDPゴシック" w:eastAsia="BIZ UDPゴシック" w:hAnsi="BIZ UDPゴシック"/>
-          <w:b/>
-          <w:lang w:eastAsia="ja-JP"/>
-        </w:rPr>
-        <w:t xml:space="preserve">: </w:t>
+        <w:t xml:space="preserve">・単行再生: </w:t>
       </w:r>
       <w:r>
         <w:rPr>
@@ -1373,15 +1112,7 @@
           <w:b/>
           <w:lang w:eastAsia="ja-JP"/>
         </w:rPr>
-        <w:t>・全文連続再生</w:t>
-      </w:r>
-      <w:r>
-        <w:rPr>
-          <w:rFonts w:ascii="BIZ UDPゴシック" w:eastAsia="BIZ UDPゴシック" w:hAnsi="BIZ UDPゴシック"/>
-          <w:b/>
-          <w:lang w:eastAsia="ja-JP"/>
-        </w:rPr>
-        <w:t xml:space="preserve">: </w:t>
+        <w:t xml:space="preserve">・全文連続再生: </w:t>
       </w:r>
       <w:r>
         <w:rPr>
@@ -1397,55 +1128,14 @@
           <w:bCs/>
           <w:lang w:eastAsia="ja-JP"/>
         </w:rPr>
-        <w:t>▶</w:t>
+        <w:t>▶️ すべて再生</w:t>
       </w:r>
       <w:r>
         <w:rPr>
           <w:rFonts w:ascii="BIZ UDPゴシック" w:eastAsia="BIZ UDPゴシック" w:hAnsi="BIZ UDPゴシック"/>
-          <w:b/>
-          <w:bCs/>
-          <w:lang w:eastAsia="ja-JP"/>
-        </w:rPr>
-        <w:t>️</w:t>
-      </w:r>
-      <w:r>
-        <w:rPr>
-          <w:rFonts w:ascii="BIZ UDPゴシック" w:eastAsia="BIZ UDPゴシック" w:hAnsi="BIZ UDPゴシック"/>
-          <w:b/>
-          <w:bCs/>
-          <w:lang w:eastAsia="ja-JP"/>
-        </w:rPr>
-        <w:t xml:space="preserve"> </w:t>
-      </w:r>
-      <w:r>
-        <w:rPr>
-          <w:rFonts w:ascii="BIZ UDPゴシック" w:eastAsia="BIZ UDPゴシック" w:hAnsi="BIZ UDPゴシック"/>
-          <w:b/>
-          <w:bCs/>
-          <w:lang w:eastAsia="ja-JP"/>
-        </w:rPr>
-        <w:t>すべて再生</w:t>
-      </w:r>
-      <w:r>
-        <w:rPr>
-          <w:rFonts w:ascii="BIZ UDPゴシック" w:eastAsia="BIZ UDPゴシック" w:hAnsi="BIZ UDPゴシック"/>
-          <w:lang w:eastAsia="ja-JP"/>
-        </w:rPr>
-        <w:t>」を押すと、台本全体を自動で順番に読み上げます。再生中はハイライト表示され、</w:t>
-      </w:r>
-      <w:r>
-        <w:rPr>
-          <w:rFonts w:ascii="BIZ UDPゴシック" w:eastAsia="BIZ UDPゴシック" w:hAnsi="BIZ UDPゴシック"/>
-          <w:lang w:eastAsia="ja-JP"/>
-        </w:rPr>
-        <w:t>[Space]</w:t>
-      </w:r>
-      <w:r>
-        <w:rPr>
-          <w:rFonts w:ascii="BIZ UDPゴシック" w:eastAsia="BIZ UDPゴシック" w:hAnsi="BIZ UDPゴシック"/>
-          <w:lang w:eastAsia="ja-JP"/>
-        </w:rPr>
-        <w:t>キーで一時停止が可能です。</w:t>
+          <w:lang w:eastAsia="ja-JP"/>
+        </w:rPr>
+        <w:t>」を押すと、台本全体を自動で順番に読み上げます。再生中はハイライト表示され、[Space]キーで一時停止が可能です。</w:t>
       </w:r>
     </w:p>
     <w:p>
@@ -1453,7 +1143,7 @@
         <w:spacing w:after="0" w:line="240" w:lineRule="auto"/>
         <w:ind w:left="210" w:hangingChars="100" w:hanging="210"/>
         <w:rPr>
-          <w:rFonts w:ascii="BIZ UDPゴシック" w:eastAsia="BIZ UDPゴシック" w:hAnsi="BIZ UDPゴシック" w:hint="eastAsia"/>
+          <w:rFonts w:ascii="BIZ UDPゴシック" w:eastAsia="BIZ UDPゴシック" w:hAnsi="BIZ UDPゴシック"/>
           <w:lang w:eastAsia="ja-JP"/>
         </w:rPr>
       </w:pPr>
@@ -1512,21 +1202,7 @@
           <w:rFonts w:ascii="BIZ UDPゴシック" w:eastAsia="BIZ UDPゴシック" w:hAnsi="BIZ UDPゴシック"/>
           <w:lang w:eastAsia="ja-JP"/>
         </w:rPr>
-        <w:t xml:space="preserve">1. </w:t>
-      </w:r>
-      <w:r>
-        <w:rPr>
-          <w:rFonts w:ascii="BIZ UDPゴシック" w:eastAsia="BIZ UDPゴシック" w:hAnsi="BIZ UDPゴシック"/>
-          <w:lang w:eastAsia="ja-JP"/>
-        </w:rPr>
-        <w:t>練習したい行の</w:t>
-      </w:r>
-      <w:r>
-        <w:rPr>
-          <w:rFonts w:ascii="BIZ UDPゴシック" w:eastAsia="BIZ UDPゴシック" w:hAnsi="BIZ UDPゴシック"/>
-          <w:lang w:eastAsia="ja-JP"/>
-        </w:rPr>
-        <w:t xml:space="preserve"> </w:t>
+        <w:t xml:space="preserve">1. 練習したい行の </w:t>
       </w:r>
       <w:r>
         <w:rPr>
@@ -1550,15 +1226,7 @@
           <w:b/>
           <w:lang w:eastAsia="ja-JP"/>
         </w:rPr>
-        <w:t xml:space="preserve"> </w:t>
-      </w:r>
-      <w:r>
-        <w:rPr>
-          <w:rFonts w:ascii="BIZ UDPゴシック" w:eastAsia="BIZ UDPゴシック" w:hAnsi="BIZ UDPゴシック"/>
-          <w:b/>
-          <w:lang w:eastAsia="ja-JP"/>
-        </w:rPr>
-        <w:t>判定</w:t>
+        <w:t xml:space="preserve"> 判定</w:t>
       </w:r>
       <w:r>
         <w:rPr>
@@ -1573,14 +1241,7 @@
           <w:rFonts w:ascii="BIZ UDPゴシック" w:eastAsia="BIZ UDPゴシック" w:hAnsi="BIZ UDPゴシック"/>
           <w:lang w:eastAsia="ja-JP"/>
         </w:rPr>
-        <w:t xml:space="preserve"> </w:t>
-      </w:r>
-      <w:r>
-        <w:rPr>
-          <w:rFonts w:ascii="BIZ UDPゴシック" w:eastAsia="BIZ UDPゴシック" w:hAnsi="BIZ UDPゴシック"/>
-          <w:lang w:eastAsia="ja-JP"/>
-        </w:rPr>
-        <w:t>ボタンを押します（マイクの使用許可を求められた場合は許可してください）。</w:t>
+        <w:t xml:space="preserve"> ボタンを押します（マイクの使用許可を求められた場合は許可してください）。</w:t>
       </w:r>
     </w:p>
     <w:p>
@@ -1597,28 +1258,7 @@
           <w:rFonts w:ascii="BIZ UDPゴシック" w:eastAsia="BIZ UDPゴシック" w:hAnsi="BIZ UDPゴシック"/>
           <w:lang w:eastAsia="ja-JP"/>
         </w:rPr>
-        <w:t xml:space="preserve">2. </w:t>
-      </w:r>
-      <w:r>
-        <w:rPr>
-          <w:rFonts w:ascii="BIZ UDPゴシック" w:eastAsia="BIZ UDPゴシック" w:hAnsi="BIZ UDPゴシック"/>
-          <w:lang w:eastAsia="ja-JP"/>
-        </w:rPr>
-        <w:t>マイクに向かって英文を発声します。手動ストップが</w:t>
-      </w:r>
-      <w:r>
-        <w:rPr>
-          <w:rFonts w:ascii="BIZ UDPゴシック" w:eastAsia="BIZ UDPゴシック" w:hAnsi="BIZ UDPゴシック"/>
-          <w:lang w:eastAsia="ja-JP"/>
-        </w:rPr>
-        <w:t>ON</w:t>
-      </w:r>
-      <w:r>
-        <w:rPr>
-          <w:rFonts w:ascii="BIZ UDPゴシック" w:eastAsia="BIZ UDPゴシック" w:hAnsi="BIZ UDPゴシック"/>
-          <w:lang w:eastAsia="ja-JP"/>
-        </w:rPr>
-        <w:t>の場合は発声を終えたら「</w:t>
+        <w:t>2. マイクに向かって英文を発声します。手動ストップがONの場合は発声を終えたら「</w:t>
       </w:r>
       <w:r>
         <w:rPr>
@@ -1627,34 +1267,16 @@
           <w:bCs/>
           <w:lang w:eastAsia="ja-JP"/>
         </w:rPr>
-        <w:t>⏹</w:t>
+        <w:t>⏹️</w:t>
       </w:r>
       <w:r>
         <w:rPr>
-          <w:rFonts w:ascii="Segoe UI Emoji" w:eastAsia="BIZ UDPゴシック" w:hAnsi="Segoe UI Emoji" w:cs="Segoe UI Emoji"/>
+          <w:rFonts w:ascii="BIZ UDPゴシック" w:eastAsia="BIZ UDPゴシック" w:hAnsi="BIZ UDPゴシック"/>
           <w:b/>
           <w:bCs/>
           <w:lang w:eastAsia="ja-JP"/>
         </w:rPr>
-        <w:t>️</w:t>
-      </w:r>
-      <w:r>
-        <w:rPr>
-          <w:rFonts w:ascii="BIZ UDPゴシック" w:eastAsia="BIZ UDPゴシック" w:hAnsi="BIZ UDPゴシック"/>
-          <w:b/>
-          <w:bCs/>
-          <w:lang w:eastAsia="ja-JP"/>
-        </w:rPr>
-        <w:t xml:space="preserve"> </w:t>
-      </w:r>
-      <w:r>
-        <w:rPr>
-          <w:rFonts w:ascii="BIZ UDPゴシック" w:eastAsia="BIZ UDPゴシック" w:hAnsi="BIZ UDPゴシック"/>
-          <w:b/>
-          <w:bCs/>
-          <w:lang w:eastAsia="ja-JP"/>
-        </w:rPr>
-        <w:t>終了する</w:t>
+        <w:t xml:space="preserve"> 終了する</w:t>
       </w:r>
       <w:r>
         <w:rPr>
@@ -1678,21 +1300,7 @@
           <w:rFonts w:ascii="BIZ UDPゴシック" w:eastAsia="BIZ UDPゴシック" w:hAnsi="BIZ UDPゴシック"/>
           <w:lang w:eastAsia="ja-JP"/>
         </w:rPr>
-        <w:t xml:space="preserve">3. </w:t>
-      </w:r>
-      <w:r>
-        <w:rPr>
-          <w:rFonts w:ascii="BIZ UDPゴシック" w:eastAsia="BIZ UDPゴシック" w:hAnsi="BIZ UDPゴシック"/>
-          <w:lang w:eastAsia="ja-JP"/>
-        </w:rPr>
-        <w:t>自動的に音声が解析され、スコアバッジ（例</w:t>
-      </w:r>
-      <w:r>
-        <w:rPr>
-          <w:rFonts w:ascii="BIZ UDPゴシック" w:eastAsia="BIZ UDPゴシック" w:hAnsi="BIZ UDPゴシック"/>
-          <w:lang w:eastAsia="ja-JP"/>
-        </w:rPr>
-        <w:t xml:space="preserve">: </w:t>
+        <w:t xml:space="preserve">3. 自動的に音声が解析され、スコアバッジ（例: </w:t>
       </w:r>
       <w:r>
         <w:rPr>
@@ -1706,14 +1314,7 @@
           <w:rFonts w:ascii="BIZ UDPゴシック" w:eastAsia="BIZ UDPゴシック" w:hAnsi="BIZ UDPゴシック"/>
           <w:lang w:eastAsia="ja-JP"/>
         </w:rPr>
-        <w:t xml:space="preserve"> 95</w:t>
-      </w:r>
-      <w:r>
-        <w:rPr>
-          <w:rFonts w:ascii="BIZ UDPゴシック" w:eastAsia="BIZ UDPゴシック" w:hAnsi="BIZ UDPゴシック"/>
-          <w:lang w:eastAsia="ja-JP"/>
-        </w:rPr>
-        <w:t>点）と詳細なフィードバックエリアが表示されます。</w:t>
+        <w:t xml:space="preserve"> 95点）と詳細なフィードバックエリアが表示されます。</w:t>
       </w:r>
     </w:p>
     <w:p>
@@ -1721,7 +1322,7 @@
         <w:spacing w:after="0" w:line="240" w:lineRule="auto"/>
         <w:ind w:left="210" w:hangingChars="100" w:hanging="210"/>
         <w:rPr>
-          <w:rFonts w:ascii="BIZ UDPゴシック" w:eastAsia="BIZ UDPゴシック" w:hAnsi="BIZ UDPゴシック" w:hint="eastAsia"/>
+          <w:rFonts w:ascii="BIZ UDPゴシック" w:eastAsia="BIZ UDPゴシック" w:hAnsi="BIZ UDPゴシック"/>
           <w:lang w:eastAsia="ja-JP"/>
         </w:rPr>
       </w:pPr>
@@ -1742,17 +1343,7 @@
           <w:sz w:val="24"/>
           <w:lang w:eastAsia="ja-JP"/>
         </w:rPr>
-        <w:t xml:space="preserve">3.4 </w:t>
-      </w:r>
-      <w:r>
-        <w:rPr>
-          <w:rFonts w:ascii="BIZ UDPゴシック" w:eastAsia="BIZ UDPゴシック" w:hAnsi="BIZ UDPゴシック"/>
-          <w:b/>
-          <w:color w:val="3498DB"/>
-          <w:sz w:val="24"/>
-          <w:lang w:eastAsia="ja-JP"/>
-        </w:rPr>
-        <w:t>通し稽古（連続録音モード）</w:t>
+        <w:t>3.4 通し稽古（連続録音モード）</w:t>
       </w:r>
     </w:p>
     <w:p>
@@ -1785,14 +1376,7 @@
           <w:rFonts w:ascii="BIZ UDPゴシック" w:eastAsia="BIZ UDPゴシック" w:hAnsi="BIZ UDPゴシック"/>
           <w:lang w:eastAsia="ja-JP"/>
         </w:rPr>
-        <w:t xml:space="preserve">1. </w:t>
-      </w:r>
-      <w:r>
-        <w:rPr>
-          <w:rFonts w:ascii="BIZ UDPゴシック" w:eastAsia="BIZ UDPゴシック" w:hAnsi="BIZ UDPゴシック"/>
-          <w:lang w:eastAsia="ja-JP"/>
-        </w:rPr>
-        <w:t>「</w:t>
+        <w:t>1. 「</w:t>
       </w:r>
       <w:r>
         <w:rPr>
@@ -1810,16 +1394,7 @@
           <w:bCs/>
           <w:lang w:eastAsia="ja-JP"/>
         </w:rPr>
-        <w:t xml:space="preserve"> </w:t>
-      </w:r>
-      <w:r>
-        <w:rPr>
-          <w:rFonts w:ascii="BIZ UDPゴシック" w:eastAsia="BIZ UDPゴシック" w:hAnsi="BIZ UDPゴシック"/>
-          <w:b/>
-          <w:bCs/>
-          <w:lang w:eastAsia="ja-JP"/>
-        </w:rPr>
-        <w:t>通し稽古</w:t>
+        <w:t xml:space="preserve"> 通し稽古</w:t>
       </w:r>
       <w:r>
         <w:rPr>
@@ -1843,21 +1418,7 @@
           <w:rFonts w:ascii="BIZ UDPゴシック" w:eastAsia="BIZ UDPゴシック" w:hAnsi="BIZ UDPゴシック"/>
           <w:lang w:eastAsia="ja-JP"/>
         </w:rPr>
-        <w:t>2. 1</w:t>
-      </w:r>
-      <w:r>
-        <w:rPr>
-          <w:rFonts w:ascii="BIZ UDPゴシック" w:eastAsia="BIZ UDPゴシック" w:hAnsi="BIZ UDPゴシック"/>
-          <w:lang w:eastAsia="ja-JP"/>
-        </w:rPr>
-        <w:t>行目の録音状態になるので発声します。発声を終えたら</w:t>
-      </w:r>
-      <w:r>
-        <w:rPr>
-          <w:rFonts w:ascii="BIZ UDPゴシック" w:eastAsia="BIZ UDPゴシック" w:hAnsi="BIZ UDPゴシック"/>
-          <w:lang w:eastAsia="ja-JP"/>
-        </w:rPr>
-        <w:t xml:space="preserve"> </w:t>
+        <w:t xml:space="preserve">2. 1行目の録音状態になるので発声します。発声を終えたら </w:t>
       </w:r>
       <w:r>
         <w:rPr>
@@ -1873,15 +1434,7 @@
           <w:b/>
           <w:lang w:eastAsia="ja-JP"/>
         </w:rPr>
-        <w:t>→</w:t>
-      </w:r>
-      <w:r>
-        <w:rPr>
-          <w:rFonts w:ascii="BIZ UDPゴシック" w:eastAsia="BIZ UDPゴシック" w:hAnsi="BIZ UDPゴシック"/>
-          <w:b/>
-          <w:lang w:eastAsia="ja-JP"/>
-        </w:rPr>
-        <w:t>（右矢印キー）</w:t>
+        <w:t>→（右矢印キー）</w:t>
       </w:r>
       <w:r>
         <w:rPr>
@@ -1896,14 +1449,7 @@
           <w:rFonts w:ascii="BIZ UDPゴシック" w:eastAsia="BIZ UDPゴシック" w:hAnsi="BIZ UDPゴシック"/>
           <w:lang w:eastAsia="ja-JP"/>
         </w:rPr>
-        <w:t xml:space="preserve"> </w:t>
-      </w:r>
-      <w:r>
-        <w:rPr>
-          <w:rFonts w:ascii="BIZ UDPゴシック" w:eastAsia="BIZ UDPゴシック" w:hAnsi="BIZ UDPゴシック"/>
-          <w:lang w:eastAsia="ja-JP"/>
-        </w:rPr>
-        <w:t>を押すことで即座に次の行の録音へスムーズに移ることができます。</w:t>
+        <w:t xml:space="preserve"> を押すことで即座に次の行の録音へスムーズに移ることができます。</w:t>
       </w:r>
     </w:p>
     <w:p>
@@ -1920,14 +1466,7 @@
           <w:rFonts w:ascii="BIZ UDPゴシック" w:eastAsia="BIZ UDPゴシック" w:hAnsi="BIZ UDPゴシック"/>
           <w:lang w:eastAsia="ja-JP"/>
         </w:rPr>
-        <w:t xml:space="preserve">3. </w:t>
-      </w:r>
-      <w:r>
-        <w:rPr>
-          <w:rFonts w:ascii="BIZ UDPゴシック" w:eastAsia="BIZ UDPゴシック" w:hAnsi="BIZ UDPゴシック"/>
-          <w:lang w:eastAsia="ja-JP"/>
-        </w:rPr>
-        <w:t>最終行まで完了すると、全体の平均スコアが提示されます。</w:t>
+        <w:t>3. 最終行まで完了すると、全体の平均スコアが提示されます。</w:t>
       </w:r>
     </w:p>
     <w:tbl>
@@ -1981,25 +1520,7 @@
                 <w:color w:val="3498DB"/>
                 <w:lang w:eastAsia="ja-JP"/>
               </w:rPr>
-              <w:t xml:space="preserve"> </w:t>
-            </w:r>
-            <w:r>
-              <w:rPr>
-                <w:rFonts w:ascii="BIZ UDPゴシック" w:eastAsia="BIZ UDPゴシック" w:hAnsi="BIZ UDPゴシック"/>
-                <w:b/>
-                <w:color w:val="3498DB"/>
-                <w:lang w:eastAsia="ja-JP"/>
-              </w:rPr>
-              <w:t>通し稽古の時短ヒント</w:t>
-            </w:r>
-            <w:r>
-              <w:rPr>
-                <w:rFonts w:ascii="BIZ UDPゴシック" w:eastAsia="BIZ UDPゴシック" w:hAnsi="BIZ UDPゴシック"/>
-                <w:b/>
-                <w:color w:val="3498DB"/>
-                <w:lang w:eastAsia="ja-JP"/>
-              </w:rPr>
-              <w:t xml:space="preserve">: </w:t>
+              <w:t xml:space="preserve"> 通し稽古の時短ヒント: </w:t>
             </w:r>
             <w:r>
               <w:rPr>
@@ -2007,39 +1528,7 @@
                 <w:sz w:val="19"/>
                 <w:lang w:eastAsia="ja-JP"/>
               </w:rPr>
-              <w:t>通し稽古中に休憩したい場合は</w:t>
-            </w:r>
-            <w:r>
-              <w:rPr>
-                <w:rFonts w:ascii="BIZ UDPゴシック" w:eastAsia="BIZ UDPゴシック" w:hAnsi="BIZ UDPゴシック"/>
-                <w:sz w:val="19"/>
-                <w:lang w:eastAsia="ja-JP"/>
-              </w:rPr>
-              <w:t xml:space="preserve"> [Space] </w:t>
-            </w:r>
-            <w:r>
-              <w:rPr>
-                <w:rFonts w:ascii="BIZ UDPゴシック" w:eastAsia="BIZ UDPゴシック" w:hAnsi="BIZ UDPゴシック"/>
-                <w:sz w:val="19"/>
-                <w:lang w:eastAsia="ja-JP"/>
-              </w:rPr>
-              <w:t>キーで一時停止できます。また、</w:t>
-            </w:r>
-            <w:r>
-              <w:rPr>
-                <w:rFonts w:ascii="BIZ UDPゴシック" w:eastAsia="BIZ UDPゴシック" w:hAnsi="BIZ UDPゴシック"/>
-                <w:sz w:val="19"/>
-                <w:lang w:eastAsia="ja-JP"/>
-              </w:rPr>
-              <w:t xml:space="preserve">[Esc] </w:t>
-            </w:r>
-            <w:r>
-              <w:rPr>
-                <w:rFonts w:ascii="BIZ UDPゴシック" w:eastAsia="BIZ UDPゴシック" w:hAnsi="BIZ UDPゴシック"/>
-                <w:sz w:val="19"/>
-                <w:lang w:eastAsia="ja-JP"/>
-              </w:rPr>
-              <w:t>キーを押すことでいつでも途中で安全に中断できます。</w:t>
+              <w:t>通し稽古中に休憩したい場合は [Space] キーで一時停止できます。また、[Esc] キーを押すことでいつでも途中で安全に中断できます。</w:t>
             </w:r>
           </w:p>
         </w:tc>
@@ -2071,37 +1560,7 @@
           <w:sz w:val="24"/>
           <w:lang w:eastAsia="ja-JP"/>
         </w:rPr>
-        <w:t xml:space="preserve">3.5 </w:t>
-      </w:r>
-      <w:r>
-        <w:rPr>
-          <w:rFonts w:ascii="BIZ UDPゴシック" w:eastAsia="BIZ UDPゴシック" w:hAnsi="BIZ UDPゴシック"/>
-          <w:b/>
-          <w:color w:val="3498DB"/>
-          <w:sz w:val="24"/>
-          <w:lang w:eastAsia="ja-JP"/>
-        </w:rPr>
-        <w:t>発音分析と</w:t>
-      </w:r>
-      <w:r>
-        <w:rPr>
-          <w:rFonts w:ascii="BIZ UDPゴシック" w:eastAsia="BIZ UDPゴシック" w:hAnsi="BIZ UDPゴシック"/>
-          <w:b/>
-          <w:color w:val="3498DB"/>
-          <w:sz w:val="24"/>
-          <w:lang w:eastAsia="ja-JP"/>
-        </w:rPr>
-        <w:t xml:space="preserve"> A/B </w:t>
-      </w:r>
-      <w:r>
-        <w:rPr>
-          <w:rFonts w:ascii="BIZ UDPゴシック" w:eastAsia="BIZ UDPゴシック" w:hAnsi="BIZ UDPゴシック"/>
-          <w:b/>
-          <w:color w:val="3498DB"/>
-          <w:sz w:val="24"/>
-          <w:lang w:eastAsia="ja-JP"/>
-        </w:rPr>
-        <w:t>聞き比べ</w:t>
+        <w:t>3.5 発音分析と A/B 聞き比べ</w:t>
       </w:r>
     </w:p>
     <w:p>
@@ -2135,15 +1594,7 @@
           <w:b/>
           <w:lang w:eastAsia="ja-JP"/>
         </w:rPr>
-        <w:t>・緑色テキスト</w:t>
-      </w:r>
-      <w:r>
-        <w:rPr>
-          <w:rFonts w:ascii="BIZ UDPゴシック" w:eastAsia="BIZ UDPゴシック" w:hAnsi="BIZ UDPゴシック"/>
-          <w:b/>
-          <w:lang w:eastAsia="ja-JP"/>
-        </w:rPr>
-        <w:t xml:space="preserve">: </w:t>
+        <w:t xml:space="preserve">・緑色テキスト: </w:t>
       </w:r>
       <w:r>
         <w:rPr>
@@ -2168,15 +1619,7 @@
           <w:b/>
           <w:lang w:eastAsia="ja-JP"/>
         </w:rPr>
-        <w:t>・赤色打ち消し線</w:t>
-      </w:r>
-      <w:r>
-        <w:rPr>
-          <w:rFonts w:ascii="BIZ UDPゴシック" w:eastAsia="BIZ UDPゴシック" w:hAnsi="BIZ UDPゴシック"/>
-          <w:b/>
-          <w:lang w:eastAsia="ja-JP"/>
-        </w:rPr>
-        <w:t xml:space="preserve">: </w:t>
+        <w:t xml:space="preserve">・赤色打ち消し線: </w:t>
       </w:r>
       <w:r>
         <w:rPr>
@@ -2201,15 +1644,7 @@
           <w:b/>
           <w:lang w:eastAsia="ja-JP"/>
         </w:rPr>
-        <w:t>・グレーテキスト</w:t>
-      </w:r>
-      <w:r>
-        <w:rPr>
-          <w:rFonts w:ascii="BIZ UDPゴシック" w:eastAsia="BIZ UDPゴシック" w:hAnsi="BIZ UDPゴシック"/>
-          <w:b/>
-          <w:lang w:eastAsia="ja-JP"/>
-        </w:rPr>
-        <w:t xml:space="preserve"> (+): </w:t>
+        <w:t xml:space="preserve">・グレーテキスト (+): </w:t>
       </w:r>
       <w:r>
         <w:rPr>
@@ -2234,31 +1669,7 @@
           <w:b/>
           <w:lang w:eastAsia="ja-JP"/>
         </w:rPr>
-        <w:t>・</w:t>
-      </w:r>
-      <w:r>
-        <w:rPr>
-          <w:rFonts w:ascii="BIZ UDPゴシック" w:eastAsia="BIZ UDPゴシック" w:hAnsi="BIZ UDPゴシック"/>
-          <w:b/>
-          <w:lang w:eastAsia="ja-JP"/>
-        </w:rPr>
-        <w:t>A/B</w:t>
-      </w:r>
-      <w:r>
-        <w:rPr>
-          <w:rFonts w:ascii="BIZ UDPゴシック" w:eastAsia="BIZ UDPゴシック" w:hAnsi="BIZ UDPゴシック"/>
-          <w:b/>
-          <w:lang w:eastAsia="ja-JP"/>
-        </w:rPr>
-        <w:t>聞き比べ</w:t>
-      </w:r>
-      <w:r>
-        <w:rPr>
-          <w:rFonts w:ascii="BIZ UDPゴシック" w:eastAsia="BIZ UDPゴシック" w:hAnsi="BIZ UDPゴシック"/>
-          <w:b/>
-          <w:lang w:eastAsia="ja-JP"/>
-        </w:rPr>
-        <w:t xml:space="preserve">: </w:t>
+        <w:t xml:space="preserve">・A/B聞き比べ: </w:t>
       </w:r>
       <w:r>
         <w:rPr>
@@ -2283,16 +1694,7 @@
           <w:bCs/>
           <w:lang w:eastAsia="ja-JP"/>
         </w:rPr>
-        <w:t xml:space="preserve"> </w:t>
-      </w:r>
-      <w:r>
-        <w:rPr>
-          <w:rFonts w:ascii="BIZ UDPゴシック" w:eastAsia="BIZ UDPゴシック" w:hAnsi="BIZ UDPゴシック"/>
-          <w:b/>
-          <w:bCs/>
-          <w:lang w:eastAsia="ja-JP"/>
-        </w:rPr>
-        <w:t>お手本を聞く</w:t>
+        <w:t xml:space="preserve"> お手本を聞く</w:t>
       </w:r>
       <w:r>
         <w:rPr>
@@ -2317,16 +1719,7 @@
           <w:bCs/>
           <w:lang w:eastAsia="ja-JP"/>
         </w:rPr>
-        <w:t xml:space="preserve"> </w:t>
-      </w:r>
-      <w:r>
-        <w:rPr>
-          <w:rFonts w:ascii="BIZ UDPゴシック" w:eastAsia="BIZ UDPゴシック" w:hAnsi="BIZ UDPゴシック"/>
-          <w:b/>
-          <w:bCs/>
-          <w:lang w:eastAsia="ja-JP"/>
-        </w:rPr>
-        <w:t>自分の声を聞く</w:t>
+        <w:t xml:space="preserve"> 自分の声を聞く</w:t>
       </w:r>
       <w:r>
         <w:rPr>
@@ -2356,7 +1749,7 @@
       <w:pPr>
         <w:spacing w:after="0" w:line="240" w:lineRule="auto"/>
         <w:rPr>
-          <w:rFonts w:ascii="BIZ UDPゴシック" w:eastAsia="BIZ UDPゴシック" w:hAnsi="BIZ UDPゴシック" w:hint="eastAsia"/>
+          <w:rFonts w:ascii="BIZ UDPゴシック" w:eastAsia="BIZ UDPゴシック" w:hAnsi="BIZ UDPゴシック"/>
           <w:lang w:eastAsia="ja-JP"/>
         </w:rPr>
       </w:pPr>
@@ -2381,17 +1774,7 @@
           <w:sz w:val="30"/>
           <w:lang w:eastAsia="ja-JP"/>
         </w:rPr>
-        <w:t xml:space="preserve">4. </w:t>
-      </w:r>
-      <w:r>
-        <w:rPr>
-          <w:rFonts w:ascii="BIZ UDPゴシック" w:eastAsia="BIZ UDPゴシック" w:hAnsi="BIZ UDPゴシック"/>
-          <w:b/>
-          <w:color w:val="2C3E50"/>
-          <w:sz w:val="30"/>
-          <w:lang w:eastAsia="ja-JP"/>
-        </w:rPr>
-        <w:t>各種設定項目一覧</w:t>
+        <w:t>4. 各種設定項目一覧</w:t>
       </w:r>
     </w:p>
     <w:p>
@@ -2484,23 +1867,7 @@
                 <w:b/>
                 <w:color w:val="FFFFFF"/>
               </w:rPr>
-              <w:t>調整範囲</w:t>
-            </w:r>
-            <w:r>
-              <w:rPr>
-                <w:rFonts w:ascii="BIZ UDPゴシック" w:eastAsia="BIZ UDPゴシック" w:hAnsi="BIZ UDPゴシック"/>
-                <w:b/>
-                <w:color w:val="FFFFFF"/>
-              </w:rPr>
-              <w:t xml:space="preserve"> / </w:t>
-            </w:r>
-            <w:r>
-              <w:rPr>
-                <w:rFonts w:ascii="BIZ UDPゴシック" w:eastAsia="BIZ UDPゴシック" w:hAnsi="BIZ UDPゴシック"/>
-                <w:b/>
-                <w:color w:val="FFFFFF"/>
-              </w:rPr>
-              <w:t>選択肢</w:t>
+              <w:t>調整範囲 / 選択肢</w:t>
             </w:r>
           </w:p>
         </w:tc>
@@ -2560,28 +1927,14 @@
                 <w:rFonts w:ascii="Segoe UI Emoji" w:eastAsia="BIZ UDPゴシック" w:hAnsi="Segoe UI Emoji" w:cs="Segoe UI Emoji"/>
                 <w:b/>
               </w:rPr>
-              <w:t>🗣</w:t>
-            </w:r>
-            <w:r>
-              <w:rPr>
-                <w:rFonts w:ascii="Segoe UI Emoji" w:eastAsia="BIZ UDPゴシック" w:hAnsi="Segoe UI Emoji" w:cs="Segoe UI Emoji"/>
-                <w:b/>
-              </w:rPr>
-              <w:t>️</w:t>
+              <w:t>🗣️</w:t>
             </w:r>
             <w:r>
               <w:rPr>
                 <w:rFonts w:ascii="BIZ UDPゴシック" w:eastAsia="BIZ UDPゴシック" w:hAnsi="BIZ UDPゴシック"/>
                 <w:b/>
               </w:rPr>
-              <w:t xml:space="preserve"> </w:t>
-            </w:r>
-            <w:r>
-              <w:rPr>
-                <w:rFonts w:ascii="BIZ UDPゴシック" w:eastAsia="BIZ UDPゴシック" w:hAnsi="BIZ UDPゴシック"/>
-                <w:b/>
-              </w:rPr>
-              <w:t>音声選択</w:t>
+              <w:t xml:space="preserve"> 音声選択</w:t>
             </w:r>
           </w:p>
         </w:tc>
@@ -2607,19 +1960,7 @@
               <w:rPr>
                 <w:rFonts w:ascii="BIZ UDPゴシック" w:eastAsia="BIZ UDPゴシック" w:hAnsi="BIZ UDPゴシック"/>
               </w:rPr>
-              <w:t>自動選択</w:t>
-            </w:r>
-            <w:r>
-              <w:rPr>
-                <w:rFonts w:ascii="BIZ UDPゴシック" w:eastAsia="BIZ UDPゴシック" w:hAnsi="BIZ UDPゴシック"/>
-              </w:rPr>
-              <w:t xml:space="preserve"> / </w:t>
-            </w:r>
-            <w:r>
-              <w:rPr>
-                <w:rFonts w:ascii="BIZ UDPゴシック" w:eastAsia="BIZ UDPゴシック" w:hAnsi="BIZ UDPゴシック"/>
-              </w:rPr>
-              <w:t>搭載英語音声</w:t>
+              <w:t>自動選択 / 搭載英語音声</w:t>
             </w:r>
           </w:p>
         </w:tc>
@@ -2721,28 +2062,7 @@
                 <w:rFonts w:ascii="BIZ UDPゴシック" w:eastAsia="BIZ UDPゴシック" w:hAnsi="BIZ UDPゴシック"/>
                 <w:lang w:eastAsia="ja-JP"/>
               </w:rPr>
-              <w:t>1</w:t>
-            </w:r>
-            <w:r>
-              <w:rPr>
-                <w:rFonts w:ascii="BIZ UDPゴシック" w:eastAsia="BIZ UDPゴシック" w:hAnsi="BIZ UDPゴシック"/>
-                <w:lang w:eastAsia="ja-JP"/>
-              </w:rPr>
-              <w:t>（甘め）〜</w:t>
-            </w:r>
-            <w:r>
-              <w:rPr>
-                <w:rFonts w:ascii="BIZ UDPゴシック" w:eastAsia="BIZ UDPゴシック" w:hAnsi="BIZ UDPゴシック"/>
-                <w:lang w:eastAsia="ja-JP"/>
-              </w:rPr>
-              <w:t xml:space="preserve"> 5</w:t>
-            </w:r>
-            <w:r>
-              <w:rPr>
-                <w:rFonts w:ascii="BIZ UDPゴシック" w:eastAsia="BIZ UDPゴシック" w:hAnsi="BIZ UDPゴシック"/>
-                <w:lang w:eastAsia="ja-JP"/>
-              </w:rPr>
-              <w:t>（厳しめ）</w:t>
+              <w:t>1（甘め）〜 5（厳しめ）</w:t>
             </w:r>
           </w:p>
         </w:tc>
@@ -2769,63 +2089,7 @@
                 <w:rFonts w:ascii="BIZ UDPゴシック" w:eastAsia="BIZ UDPゴシック" w:hAnsi="BIZ UDPゴシック"/>
                 <w:lang w:eastAsia="ja-JP"/>
               </w:rPr>
-              <w:t>発音の厳密さを設定します。初心者は</w:t>
-            </w:r>
-            <w:r>
-              <w:rPr>
-                <w:rFonts w:ascii="BIZ UDPゴシック" w:eastAsia="BIZ UDPゴシック" w:hAnsi="BIZ UDPゴシック"/>
-                <w:lang w:eastAsia="ja-JP"/>
-              </w:rPr>
-              <w:t>1</w:t>
-            </w:r>
-            <w:r>
-              <w:rPr>
-                <w:rFonts w:ascii="BIZ UDPゴシック" w:eastAsia="BIZ UDPゴシック" w:hAnsi="BIZ UDPゴシック"/>
-                <w:lang w:eastAsia="ja-JP"/>
-              </w:rPr>
-              <w:t>〜</w:t>
-            </w:r>
-            <w:r>
-              <w:rPr>
-                <w:rFonts w:ascii="BIZ UDPゴシック" w:eastAsia="BIZ UDPゴシック" w:hAnsi="BIZ UDPゴシック"/>
-                <w:lang w:eastAsia="ja-JP"/>
-              </w:rPr>
-              <w:t>2</w:t>
-            </w:r>
-            <w:r>
-              <w:rPr>
-                <w:rFonts w:ascii="BIZ UDPゴシック" w:eastAsia="BIZ UDPゴシック" w:hAnsi="BIZ UDPゴシック"/>
-                <w:lang w:eastAsia="ja-JP"/>
-              </w:rPr>
-              <w:t>、上級者は</w:t>
-            </w:r>
-            <w:r>
-              <w:rPr>
-                <w:rFonts w:ascii="BIZ UDPゴシック" w:eastAsia="BIZ UDPゴシック" w:hAnsi="BIZ UDPゴシック"/>
-                <w:lang w:eastAsia="ja-JP"/>
-              </w:rPr>
-              <w:t>4</w:t>
-            </w:r>
-            <w:r>
-              <w:rPr>
-                <w:rFonts w:ascii="BIZ UDPゴシック" w:eastAsia="BIZ UDPゴシック" w:hAnsi="BIZ UDPゴシック"/>
-                <w:lang w:eastAsia="ja-JP"/>
-              </w:rPr>
-              <w:t>〜</w:t>
-            </w:r>
-            <w:r>
-              <w:rPr>
-                <w:rFonts w:ascii="BIZ UDPゴシック" w:eastAsia="BIZ UDPゴシック" w:hAnsi="BIZ UDPゴシック"/>
-                <w:lang w:eastAsia="ja-JP"/>
-              </w:rPr>
-              <w:t>5</w:t>
-            </w:r>
-            <w:r>
-              <w:rPr>
-                <w:rFonts w:ascii="BIZ UDPゴシック" w:eastAsia="BIZ UDPゴシック" w:hAnsi="BIZ UDPゴシック"/>
-                <w:lang w:eastAsia="ja-JP"/>
-              </w:rPr>
-              <w:t>推奨。</w:t>
+              <w:t>発音の厳密さを設定します。初心者は1〜2、上級者は4〜5推奨。</w:t>
             </w:r>
           </w:p>
         </w:tc>
@@ -2906,31 +2170,7 @@
               <w:rPr>
                 <w:rFonts w:ascii="BIZ UDPゴシック" w:eastAsia="BIZ UDPゴシック" w:hAnsi="BIZ UDPゴシック"/>
               </w:rPr>
-              <w:t xml:space="preserve">0.1 </w:t>
-            </w:r>
-            <w:r>
-              <w:rPr>
-                <w:rFonts w:ascii="BIZ UDPゴシック" w:eastAsia="BIZ UDPゴシック" w:hAnsi="BIZ UDPゴシック"/>
-              </w:rPr>
-              <w:t>〜</w:t>
-            </w:r>
-            <w:r>
-              <w:rPr>
-                <w:rFonts w:ascii="BIZ UDPゴシック" w:eastAsia="BIZ UDPゴシック" w:hAnsi="BIZ UDPゴシック"/>
-              </w:rPr>
-              <w:t xml:space="preserve"> 2.0 (</w:t>
-            </w:r>
-            <w:r>
-              <w:rPr>
-                <w:rFonts w:ascii="BIZ UDPゴシック" w:eastAsia="BIZ UDPゴシック" w:hAnsi="BIZ UDPゴシック"/>
-              </w:rPr>
-              <w:t>標準</w:t>
-            </w:r>
-            <w:r>
-              <w:rPr>
-                <w:rFonts w:ascii="BIZ UDPゴシック" w:eastAsia="BIZ UDPゴシック" w:hAnsi="BIZ UDPゴシック"/>
-              </w:rPr>
-              <w:t>: 1.0)</w:t>
+              <w:t>0.1 〜 2.0 (標準: 1.0)</w:t>
             </w:r>
           </w:p>
         </w:tc>
@@ -3037,43 +2277,7 @@
               <w:rPr>
                 <w:rFonts w:ascii="BIZ UDPゴシック" w:eastAsia="BIZ UDPゴシック" w:hAnsi="BIZ UDPゴシック"/>
               </w:rPr>
-              <w:t xml:space="preserve">0.1 </w:t>
-            </w:r>
-            <w:r>
-              <w:rPr>
-                <w:rFonts w:ascii="BIZ UDPゴシック" w:eastAsia="BIZ UDPゴシック" w:hAnsi="BIZ UDPゴシック"/>
-              </w:rPr>
-              <w:t>〜</w:t>
-            </w:r>
-            <w:r>
-              <w:rPr>
-                <w:rFonts w:ascii="BIZ UDPゴシック" w:eastAsia="BIZ UDPゴシック" w:hAnsi="BIZ UDPゴシック"/>
-              </w:rPr>
-              <w:t xml:space="preserve"> 2.0</w:t>
-            </w:r>
-            <w:r>
-              <w:rPr>
-                <w:rFonts w:ascii="BIZ UDPゴシック" w:eastAsia="BIZ UDPゴシック" w:hAnsi="BIZ UDPゴシック"/>
-              </w:rPr>
-              <w:t>倍</w:t>
-            </w:r>
-            <w:r>
-              <w:rPr>
-                <w:rFonts w:ascii="BIZ UDPゴシック" w:eastAsia="BIZ UDPゴシック" w:hAnsi="BIZ UDPゴシック"/>
-              </w:rPr>
-              <w:t xml:space="preserve"> (</w:t>
-            </w:r>
-            <w:r>
-              <w:rPr>
-                <w:rFonts w:ascii="BIZ UDPゴシック" w:eastAsia="BIZ UDPゴシック" w:hAnsi="BIZ UDPゴシック"/>
-              </w:rPr>
-              <w:t>標準</w:t>
-            </w:r>
-            <w:r>
-              <w:rPr>
-                <w:rFonts w:ascii="BIZ UDPゴシック" w:eastAsia="BIZ UDPゴシック" w:hAnsi="BIZ UDPゴシック"/>
-              </w:rPr>
-              <w:t>: 1.0)</w:t>
+              <w:t>0.1 〜 2.0倍 (標準: 1.0)</w:t>
             </w:r>
           </w:p>
         </w:tc>
@@ -3100,21 +2304,7 @@
                 <w:rFonts w:ascii="BIZ UDPゴシック" w:eastAsia="BIZ UDPゴシック" w:hAnsi="BIZ UDPゴシック"/>
                 <w:lang w:eastAsia="ja-JP"/>
               </w:rPr>
-              <w:t>お手本再生のスピードを変更します。速いと感じる場合は</w:t>
-            </w:r>
-            <w:r>
-              <w:rPr>
-                <w:rFonts w:ascii="BIZ UDPゴシック" w:eastAsia="BIZ UDPゴシック" w:hAnsi="BIZ UDPゴシック"/>
-                <w:lang w:eastAsia="ja-JP"/>
-              </w:rPr>
-              <w:t>0.8</w:t>
-            </w:r>
-            <w:r>
-              <w:rPr>
-                <w:rFonts w:ascii="BIZ UDPゴシック" w:eastAsia="BIZ UDPゴシック" w:hAnsi="BIZ UDPゴシック"/>
-                <w:lang w:eastAsia="ja-JP"/>
-              </w:rPr>
-              <w:t>倍等に設定。</w:t>
+              <w:t>お手本再生のスピードを変更します。速いと感じる場合は0.8倍等に設定。</w:t>
             </w:r>
           </w:p>
         </w:tc>
@@ -3153,14 +2343,7 @@
                 <w:rFonts w:ascii="BIZ UDPゴシック" w:eastAsia="BIZ UDPゴシック" w:hAnsi="BIZ UDPゴシック"/>
                 <w:b/>
               </w:rPr>
-              <w:t xml:space="preserve"> </w:t>
-            </w:r>
-            <w:r>
-              <w:rPr>
-                <w:rFonts w:ascii="BIZ UDPゴシック" w:eastAsia="BIZ UDPゴシック" w:hAnsi="BIZ UDPゴシック"/>
-                <w:b/>
-              </w:rPr>
-              <w:t>アクセント強調</w:t>
+              <w:t xml:space="preserve"> アクセント強調</w:t>
             </w:r>
           </w:p>
         </w:tc>
@@ -3186,19 +2369,7 @@
               <w:rPr>
                 <w:rFonts w:ascii="BIZ UDPゴシック" w:eastAsia="BIZ UDPゴシック" w:hAnsi="BIZ UDPゴシック"/>
               </w:rPr>
-              <w:t>ON / OFF (</w:t>
-            </w:r>
-            <w:r>
-              <w:rPr>
-                <w:rFonts w:ascii="BIZ UDPゴシック" w:eastAsia="BIZ UDPゴシック" w:hAnsi="BIZ UDPゴシック"/>
-              </w:rPr>
-              <w:t>チェックボックス</w:t>
-            </w:r>
-            <w:r>
-              <w:rPr>
-                <w:rFonts w:ascii="BIZ UDPゴシック" w:eastAsia="BIZ UDPゴシック" w:hAnsi="BIZ UDPゴシック"/>
-              </w:rPr>
-              <w:t>)</w:t>
+              <w:t>ON / OFF (チェックボックス)</w:t>
             </w:r>
           </w:p>
         </w:tc>
@@ -3226,14 +2397,7 @@
                 <w:rFonts w:ascii="BIZ UDPゴシック" w:eastAsia="BIZ UDPゴシック" w:hAnsi="BIZ UDPゴシック"/>
                 <w:lang w:eastAsia="ja-JP"/>
               </w:rPr>
-              <w:t>ON</w:t>
-            </w:r>
-            <w:r>
-              <w:rPr>
-                <w:rFonts w:ascii="BIZ UDPゴシック" w:eastAsia="BIZ UDPゴシック" w:hAnsi="BIZ UDPゴシック"/>
-                <w:lang w:eastAsia="ja-JP"/>
-              </w:rPr>
-              <w:t>にすると重要語（内容語）がオレンジ強調され、抑揚の効いたゆっくり目のお手本になります。</w:t>
+              <w:t>ONにすると重要語（内容語）がオレンジ強調され、抑揚の効いたゆっくり目のお手本になります。</w:t>
             </w:r>
           </w:p>
         </w:tc>
@@ -3305,19 +2469,7 @@
               <w:rPr>
                 <w:rFonts w:ascii="BIZ UDPゴシック" w:eastAsia="BIZ UDPゴシック" w:hAnsi="BIZ UDPゴシック"/>
               </w:rPr>
-              <w:t>ON / OFF (</w:t>
-            </w:r>
-            <w:r>
-              <w:rPr>
-                <w:rFonts w:ascii="BIZ UDPゴシック" w:eastAsia="BIZ UDPゴシック" w:hAnsi="BIZ UDPゴシック"/>
-              </w:rPr>
-              <w:t>チェックボックス</w:t>
-            </w:r>
-            <w:r>
-              <w:rPr>
-                <w:rFonts w:ascii="BIZ UDPゴシック" w:eastAsia="BIZ UDPゴシック" w:hAnsi="BIZ UDPゴシック"/>
-              </w:rPr>
-              <w:t>)</w:t>
+              <w:t>ON / OFF (チェックボックス)</w:t>
             </w:r>
           </w:p>
         </w:tc>
@@ -3344,21 +2496,7 @@
                 <w:rFonts w:ascii="BIZ UDPゴシック" w:eastAsia="BIZ UDPゴシック" w:hAnsi="BIZ UDPゴシック"/>
                 <w:lang w:eastAsia="ja-JP"/>
               </w:rPr>
-              <w:t>台本表示エリアの日本語訳の表示</w:t>
-            </w:r>
-            <w:r>
-              <w:rPr>
-                <w:rFonts w:ascii="BIZ UDPゴシック" w:eastAsia="BIZ UDPゴシック" w:hAnsi="BIZ UDPゴシック"/>
-                <w:lang w:eastAsia="ja-JP"/>
-              </w:rPr>
-              <w:t>/</w:t>
-            </w:r>
-            <w:r>
-              <w:rPr>
-                <w:rFonts w:ascii="BIZ UDPゴシック" w:eastAsia="BIZ UDPゴシック" w:hAnsi="BIZ UDPゴシック"/>
-                <w:lang w:eastAsia="ja-JP"/>
-              </w:rPr>
-              <w:t>非表示を切り替えます。</w:t>
+              <w:t>台本表示エリアの日本語訳の表示/非表示を切り替えます。</w:t>
             </w:r>
           </w:p>
         </w:tc>
@@ -3432,19 +2570,7 @@
               <w:rPr>
                 <w:rFonts w:ascii="BIZ UDPゴシック" w:eastAsia="BIZ UDPゴシック" w:hAnsi="BIZ UDPゴシック"/>
               </w:rPr>
-              <w:t>ON / OFF (</w:t>
-            </w:r>
-            <w:r>
-              <w:rPr>
-                <w:rFonts w:ascii="BIZ UDPゴシック" w:eastAsia="BIZ UDPゴシック" w:hAnsi="BIZ UDPゴシック"/>
-              </w:rPr>
-              <w:t>チェックボックス</w:t>
-            </w:r>
-            <w:r>
-              <w:rPr>
-                <w:rFonts w:ascii="BIZ UDPゴシック" w:eastAsia="BIZ UDPゴシック" w:hAnsi="BIZ UDPゴシック"/>
-              </w:rPr>
-              <w:t>)</w:t>
+              <w:t>ON / OFF (チェックボックス)</w:t>
             </w:r>
           </w:p>
         </w:tc>
@@ -3472,35 +2598,7 @@
                 <w:rFonts w:ascii="BIZ UDPゴシック" w:eastAsia="BIZ UDPゴシック" w:hAnsi="BIZ UDPゴシック"/>
                 <w:lang w:eastAsia="ja-JP"/>
               </w:rPr>
-              <w:t>単語単位の判定詳細（緑</w:t>
-            </w:r>
-            <w:r>
-              <w:rPr>
-                <w:rFonts w:ascii="BIZ UDPゴシック" w:eastAsia="BIZ UDPゴシック" w:hAnsi="BIZ UDPゴシック"/>
-                <w:lang w:eastAsia="ja-JP"/>
-              </w:rPr>
-              <w:t>/</w:t>
-            </w:r>
-            <w:r>
-              <w:rPr>
-                <w:rFonts w:ascii="BIZ UDPゴシック" w:eastAsia="BIZ UDPゴシック" w:hAnsi="BIZ UDPゴシック"/>
-                <w:lang w:eastAsia="ja-JP"/>
-              </w:rPr>
-              <w:t>赤</w:t>
-            </w:r>
-            <w:r>
-              <w:rPr>
-                <w:rFonts w:ascii="BIZ UDPゴシック" w:eastAsia="BIZ UDPゴシック" w:hAnsi="BIZ UDPゴシック"/>
-                <w:lang w:eastAsia="ja-JP"/>
-              </w:rPr>
-              <w:t>/</w:t>
-            </w:r>
-            <w:r>
-              <w:rPr>
-                <w:rFonts w:ascii="BIZ UDPゴシック" w:eastAsia="BIZ UDPゴシック" w:hAnsi="BIZ UDPゴシック"/>
-                <w:lang w:eastAsia="ja-JP"/>
-              </w:rPr>
-              <w:t>グレー色分け）を表示するか</w:t>
+              <w:t>単語単位の判定詳細（緑/赤/グレー色分け）を表示するか</w:t>
             </w:r>
             <w:proofErr w:type="gramStart"/>
             <w:r>
@@ -3547,14 +2645,7 @@
                 <w:rFonts w:ascii="Segoe UI Emoji" w:eastAsia="BIZ UDPゴシック" w:hAnsi="Segoe UI Emoji" w:cs="Segoe UI Emoji"/>
                 <w:b/>
               </w:rPr>
-              <w:t>🖐</w:t>
-            </w:r>
-            <w:r>
-              <w:rPr>
-                <w:rFonts w:ascii="Segoe UI Emoji" w:eastAsia="BIZ UDPゴシック" w:hAnsi="Segoe UI Emoji" w:cs="Segoe UI Emoji"/>
-                <w:b/>
-              </w:rPr>
-              <w:t>️</w:t>
+              <w:t>🖐️</w:t>
             </w:r>
             <w:r>
               <w:rPr>
@@ -3595,19 +2686,7 @@
               <w:rPr>
                 <w:rFonts w:ascii="BIZ UDPゴシック" w:eastAsia="BIZ UDPゴシック" w:hAnsi="BIZ UDPゴシック"/>
               </w:rPr>
-              <w:t>ON / OFF (</w:t>
-            </w:r>
-            <w:r>
-              <w:rPr>
-                <w:rFonts w:ascii="BIZ UDPゴシック" w:eastAsia="BIZ UDPゴシック" w:hAnsi="BIZ UDPゴシック"/>
-              </w:rPr>
-              <w:t>チェックボックス</w:t>
-            </w:r>
-            <w:r>
-              <w:rPr>
-                <w:rFonts w:ascii="BIZ UDPゴシック" w:eastAsia="BIZ UDPゴシック" w:hAnsi="BIZ UDPゴシック"/>
-              </w:rPr>
-              <w:t>)</w:t>
+              <w:t>ON / OFF (チェックボックス)</w:t>
             </w:r>
           </w:p>
         </w:tc>
@@ -3634,14 +2713,7 @@
                 <w:rFonts w:ascii="BIZ UDPゴシック" w:eastAsia="BIZ UDPゴシック" w:hAnsi="BIZ UDPゴシック"/>
                 <w:lang w:eastAsia="ja-JP"/>
               </w:rPr>
-              <w:t>ON</w:t>
-            </w:r>
-            <w:r>
-              <w:rPr>
-                <w:rFonts w:ascii="BIZ UDPゴシック" w:eastAsia="BIZ UDPゴシック" w:hAnsi="BIZ UDPゴシック"/>
-                <w:lang w:eastAsia="ja-JP"/>
-              </w:rPr>
-              <w:t>の場合、判定時の録音停止を自らボタン操作で行います。</w:t>
+              <w:t>ONの場合、判定時の録音停止を自らボタン操作で行います。</w:t>
             </w:r>
           </w:p>
         </w:tc>
@@ -3676,17 +2748,7 @@
           <w:sz w:val="30"/>
           <w:lang w:eastAsia="ja-JP"/>
         </w:rPr>
-        <w:t xml:space="preserve">5. </w:t>
-      </w:r>
-      <w:r>
-        <w:rPr>
-          <w:rFonts w:ascii="BIZ UDPゴシック" w:eastAsia="BIZ UDPゴシック" w:hAnsi="BIZ UDPゴシック"/>
-          <w:b/>
-          <w:color w:val="2C3E50"/>
-          <w:sz w:val="30"/>
-          <w:lang w:eastAsia="ja-JP"/>
-        </w:rPr>
-        <w:t>台本のインポート・作成・保存</w:t>
+        <w:t>5. 台本のインポート・作成・保存</w:t>
       </w:r>
     </w:p>
     <w:p>
@@ -3718,16 +2780,7 @@
           <w:bCs/>
           <w:lang w:eastAsia="ja-JP"/>
         </w:rPr>
-        <w:t xml:space="preserve"> </w:t>
-      </w:r>
-      <w:r>
-        <w:rPr>
-          <w:rFonts w:ascii="BIZ UDPゴシック" w:eastAsia="BIZ UDPゴシック" w:hAnsi="BIZ UDPゴシック"/>
-          <w:b/>
-          <w:bCs/>
-          <w:lang w:eastAsia="ja-JP"/>
-        </w:rPr>
-        <w:t>台本インポート・作成ツール</w:t>
+        <w:t xml:space="preserve"> 台本インポート・作成ツール</w:t>
       </w:r>
       <w:r>
         <w:rPr>
@@ -3771,14 +2824,7 @@
           <w:rFonts w:ascii="BIZ UDPゴシック" w:eastAsia="BIZ UDPゴシック" w:hAnsi="BIZ UDPゴシック"/>
           <w:lang w:eastAsia="ja-JP"/>
         </w:rPr>
-        <w:t xml:space="preserve">1. </w:t>
-      </w:r>
-      <w:r>
-        <w:rPr>
-          <w:rFonts w:ascii="BIZ UDPゴシック" w:eastAsia="BIZ UDPゴシック" w:hAnsi="BIZ UDPゴシック"/>
-          <w:lang w:eastAsia="ja-JP"/>
-        </w:rPr>
-        <w:t>右上の「</w:t>
+        <w:t>1. 右上の「</w:t>
       </w:r>
       <w:r>
         <w:rPr>
@@ -3796,25 +2842,7 @@
           <w:bCs/>
           <w:lang w:eastAsia="ja-JP"/>
         </w:rPr>
-        <w:t xml:space="preserve"> </w:t>
-      </w:r>
-      <w:r>
-        <w:rPr>
-          <w:rFonts w:ascii="BIZ UDPゴシック" w:eastAsia="BIZ UDPゴシック" w:hAnsi="BIZ UDPゴシック"/>
-          <w:b/>
-          <w:bCs/>
-          <w:lang w:eastAsia="ja-JP"/>
-        </w:rPr>
-        <w:t>台本インポート・作成ツー</w:t>
-      </w:r>
-      <w:r>
-        <w:rPr>
-          <w:rFonts w:ascii="BIZ UDPゴシック" w:eastAsia="BIZ UDPゴシック" w:hAnsi="BIZ UDPゴシック"/>
-          <w:b/>
-          <w:bCs/>
-          <w:lang w:eastAsia="ja-JP"/>
-        </w:rPr>
-        <w:t>ル</w:t>
+        <w:t xml:space="preserve"> 台本インポート・作成ツール</w:t>
       </w:r>
       <w:r>
         <w:rPr>
@@ -3838,14 +2866,7 @@
           <w:rFonts w:ascii="BIZ UDPゴシック" w:eastAsia="BIZ UDPゴシック" w:hAnsi="BIZ UDPゴシック"/>
           <w:lang w:eastAsia="ja-JP"/>
         </w:rPr>
-        <w:t xml:space="preserve">2. </w:t>
-      </w:r>
-      <w:r>
-        <w:rPr>
-          <w:rFonts w:ascii="BIZ UDPゴシック" w:eastAsia="BIZ UDPゴシック" w:hAnsi="BIZ UDPゴシック"/>
-          <w:lang w:eastAsia="ja-JP"/>
-        </w:rPr>
-        <w:t>「</w:t>
+        <w:t>2. 「</w:t>
       </w:r>
       <w:r>
         <w:rPr>
@@ -3863,51 +2884,14 @@
           <w:bCs/>
           <w:lang w:eastAsia="ja-JP"/>
         </w:rPr>
-        <w:t xml:space="preserve"> </w:t>
+        <w:t xml:space="preserve"> 英文</w:t>
       </w:r>
       <w:r>
         <w:rPr>
           <w:rFonts w:ascii="BIZ UDPゴシック" w:eastAsia="BIZ UDPゴシック" w:hAnsi="BIZ UDPゴシック"/>
-          <w:b/>
-          <w:bCs/>
-          <w:lang w:eastAsia="ja-JP"/>
-        </w:rPr>
-        <w:t>英文</w:t>
-      </w:r>
-      <w:r>
-        <w:rPr>
-          <w:rFonts w:ascii="BIZ UDPゴシック" w:eastAsia="BIZ UDPゴシック" w:hAnsi="BIZ UDPゴシック"/>
-          <w:lang w:eastAsia="ja-JP"/>
-        </w:rPr>
-        <w:t>」欄に英文を</w:t>
-      </w:r>
-      <w:r>
-        <w:rPr>
-          <w:rFonts w:ascii="BIZ UDPゴシック" w:eastAsia="BIZ UDPゴシック" w:hAnsi="BIZ UDPゴシック"/>
-          <w:lang w:eastAsia="ja-JP"/>
-        </w:rPr>
-        <w:t>1</w:t>
-      </w:r>
-      <w:r>
-        <w:rPr>
-          <w:rFonts w:ascii="BIZ UDPゴシック" w:eastAsia="BIZ UDPゴシック" w:hAnsi="BIZ UDPゴシック"/>
-          <w:lang w:eastAsia="ja-JP"/>
-        </w:rPr>
-        <w:t>行</w:t>
-      </w:r>
-      <w:r>
-        <w:rPr>
-          <w:rFonts w:ascii="BIZ UDPゴシック" w:eastAsia="BIZ UDPゴシック" w:hAnsi="BIZ UDPゴシック"/>
-          <w:lang w:eastAsia="ja-JP"/>
-        </w:rPr>
-        <w:t>1</w:t>
-      </w:r>
-      <w:r>
-        <w:rPr>
-          <w:rFonts w:ascii="BIZ UDPゴシック" w:eastAsia="BIZ UDPゴシック" w:hAnsi="BIZ UDPゴシック"/>
-          <w:lang w:eastAsia="ja-JP"/>
-        </w:rPr>
-        <w:t>フレーズずつ入力します。</w:t>
+          <w:lang w:eastAsia="ja-JP"/>
+        </w:rPr>
+        <w:t>」欄に英文を1行1フレーズずつ入力します。</w:t>
       </w:r>
     </w:p>
     <w:p>
@@ -3924,14 +2908,7 @@
           <w:rFonts w:ascii="BIZ UDPゴシック" w:eastAsia="BIZ UDPゴシック" w:hAnsi="BIZ UDPゴシック"/>
           <w:lang w:eastAsia="ja-JP"/>
         </w:rPr>
-        <w:t xml:space="preserve">3. </w:t>
-      </w:r>
-      <w:r>
-        <w:rPr>
-          <w:rFonts w:ascii="BIZ UDPゴシック" w:eastAsia="BIZ UDPゴシック" w:hAnsi="BIZ UDPゴシック"/>
-          <w:lang w:eastAsia="ja-JP"/>
-        </w:rPr>
-        <w:t>「</w:t>
+        <w:t>3. 「</w:t>
       </w:r>
       <w:r>
         <w:rPr>
@@ -3949,51 +2926,14 @@
           <w:bCs/>
           <w:lang w:eastAsia="ja-JP"/>
         </w:rPr>
-        <w:t xml:space="preserve"> </w:t>
+        <w:t xml:space="preserve"> 和文</w:t>
       </w:r>
       <w:r>
         <w:rPr>
           <w:rFonts w:ascii="BIZ UDPゴシック" w:eastAsia="BIZ UDPゴシック" w:hAnsi="BIZ UDPゴシック"/>
-          <w:b/>
-          <w:bCs/>
-          <w:lang w:eastAsia="ja-JP"/>
-        </w:rPr>
-        <w:t>和文</w:t>
-      </w:r>
-      <w:r>
-        <w:rPr>
-          <w:rFonts w:ascii="BIZ UDPゴシック" w:eastAsia="BIZ UDPゴシック" w:hAnsi="BIZ UDPゴシック"/>
-          <w:lang w:eastAsia="ja-JP"/>
-        </w:rPr>
-        <w:t>」欄に上記に対応する日本語訳を</w:t>
-      </w:r>
-      <w:r>
-        <w:rPr>
-          <w:rFonts w:ascii="BIZ UDPゴシック" w:eastAsia="BIZ UDPゴシック" w:hAnsi="BIZ UDPゴシック"/>
-          <w:lang w:eastAsia="ja-JP"/>
-        </w:rPr>
-        <w:t>1</w:t>
-      </w:r>
-      <w:r>
-        <w:rPr>
-          <w:rFonts w:ascii="BIZ UDPゴシック" w:eastAsia="BIZ UDPゴシック" w:hAnsi="BIZ UDPゴシック"/>
-          <w:lang w:eastAsia="ja-JP"/>
-        </w:rPr>
-        <w:t>行</w:t>
-      </w:r>
-      <w:r>
-        <w:rPr>
-          <w:rFonts w:ascii="BIZ UDPゴシック" w:eastAsia="BIZ UDPゴシック" w:hAnsi="BIZ UDPゴシック"/>
-          <w:lang w:eastAsia="ja-JP"/>
-        </w:rPr>
-        <w:t>1</w:t>
-      </w:r>
-      <w:r>
-        <w:rPr>
-          <w:rFonts w:ascii="BIZ UDPゴシック" w:eastAsia="BIZ UDPゴシック" w:hAnsi="BIZ UDPゴシック"/>
-          <w:lang w:eastAsia="ja-JP"/>
-        </w:rPr>
-        <w:t>フレーズずつ入力します。</w:t>
+          <w:lang w:eastAsia="ja-JP"/>
+        </w:rPr>
+        <w:t>」欄に上記に対応する日本語訳を1行1フレーズずつ入力します。</w:t>
       </w:r>
     </w:p>
     <w:p>
@@ -4010,14 +2950,7 @@
           <w:rFonts w:ascii="BIZ UDPゴシック" w:eastAsia="BIZ UDPゴシック" w:hAnsi="BIZ UDPゴシック"/>
           <w:lang w:eastAsia="ja-JP"/>
         </w:rPr>
-        <w:t xml:space="preserve">4. </w:t>
-      </w:r>
-      <w:r>
-        <w:rPr>
-          <w:rFonts w:ascii="BIZ UDPゴシック" w:eastAsia="BIZ UDPゴシック" w:hAnsi="BIZ UDPゴシック"/>
-          <w:lang w:eastAsia="ja-JP"/>
-        </w:rPr>
-        <w:t>「</w:t>
+        <w:t>4. 「</w:t>
       </w:r>
       <w:r>
         <w:rPr>
@@ -4035,16 +2968,7 @@
           <w:bCs/>
           <w:lang w:eastAsia="ja-JP"/>
         </w:rPr>
-        <w:t xml:space="preserve"> </w:t>
-      </w:r>
-      <w:r>
-        <w:rPr>
-          <w:rFonts w:ascii="BIZ UDPゴシック" w:eastAsia="BIZ UDPゴシック" w:hAnsi="BIZ UDPゴシック"/>
-          <w:b/>
-          <w:bCs/>
-          <w:lang w:eastAsia="ja-JP"/>
-        </w:rPr>
-        <w:t>画面に適用する</w:t>
+        <w:t xml:space="preserve"> 画面に適用する</w:t>
       </w:r>
       <w:r>
         <w:rPr>
@@ -4071,17 +2995,7 @@
           <w:sz w:val="24"/>
           <w:lang w:eastAsia="ja-JP"/>
         </w:rPr>
-        <w:t>JSON</w:t>
-      </w:r>
-      <w:r>
-        <w:rPr>
-          <w:rFonts w:ascii="BIZ UDPゴシック" w:eastAsia="BIZ UDPゴシック" w:hAnsi="BIZ UDPゴシック"/>
-          <w:b/>
-          <w:color w:val="3498DB"/>
-          <w:sz w:val="24"/>
-          <w:lang w:eastAsia="ja-JP"/>
-        </w:rPr>
-        <w:t>ファイルの読み込みと書き出し</w:t>
+        <w:t>JSONファイルの読み込みと書き出し</w:t>
       </w:r>
     </w:p>
     <w:p>
@@ -4099,31 +3013,7 @@
           <w:b/>
           <w:lang w:eastAsia="ja-JP"/>
         </w:rPr>
-        <w:t>・ファイルの読み込み</w:t>
-      </w:r>
-      <w:r>
-        <w:rPr>
-          <w:rFonts w:ascii="BIZ UDPゴシック" w:eastAsia="BIZ UDPゴシック" w:hAnsi="BIZ UDPゴシック"/>
-          <w:b/>
-          <w:lang w:eastAsia="ja-JP"/>
-        </w:rPr>
-        <w:t xml:space="preserve"> (</w:t>
-      </w:r>
-      <w:r>
-        <w:rPr>
-          <w:rFonts w:ascii="BIZ UDPゴシック" w:eastAsia="BIZ UDPゴシック" w:hAnsi="BIZ UDPゴシック"/>
-          <w:b/>
-          <w:lang w:eastAsia="ja-JP"/>
-        </w:rPr>
-        <w:t>インポート</w:t>
-      </w:r>
-      <w:r>
-        <w:rPr>
-          <w:rFonts w:ascii="BIZ UDPゴシック" w:eastAsia="BIZ UDPゴシック" w:hAnsi="BIZ UDPゴシック"/>
-          <w:b/>
-          <w:lang w:eastAsia="ja-JP"/>
-        </w:rPr>
-        <w:t xml:space="preserve">): </w:t>
+        <w:t xml:space="preserve">・ファイルの読み込み (インポート): </w:t>
       </w:r>
       <w:r>
         <w:rPr>
@@ -4148,25 +3038,7 @@
           <w:bCs/>
           <w:lang w:eastAsia="ja-JP"/>
         </w:rPr>
-        <w:t xml:space="preserve"> </w:t>
-      </w:r>
-      <w:r>
-        <w:rPr>
-          <w:rFonts w:ascii="BIZ UDPゴシック" w:eastAsia="BIZ UDPゴシック" w:hAnsi="BIZ UDPゴシック"/>
-          <w:b/>
-          <w:bCs/>
-          <w:lang w:eastAsia="ja-JP"/>
-        </w:rPr>
-        <w:t>台本ファイルを読み込む</w:t>
-      </w:r>
-      <w:r>
-        <w:rPr>
-          <w:rFonts w:ascii="BIZ UDPゴシック" w:eastAsia="BIZ UDPゴシック" w:hAnsi="BIZ UDPゴシック"/>
-          <w:b/>
-          <w:bCs/>
-          <w:lang w:eastAsia="ja-JP"/>
-        </w:rPr>
-        <w:t xml:space="preserve"> (.</w:t>
+        <w:t xml:space="preserve"> 台本ファイルを読み込む (.</w:t>
       </w:r>
       <w:proofErr w:type="spellStart"/>
       <w:r>
@@ -4193,14 +3065,7 @@
           <w:rFonts w:ascii="BIZ UDPゴシック" w:eastAsia="BIZ UDPゴシック" w:hAnsi="BIZ UDPゴシック"/>
           <w:lang w:eastAsia="ja-JP"/>
         </w:rPr>
-        <w:t>」を押して、保存済みの</w:t>
-      </w:r>
-      <w:r>
-        <w:rPr>
-          <w:rFonts w:ascii="BIZ UDPゴシック" w:eastAsia="BIZ UDPゴシック" w:hAnsi="BIZ UDPゴシック"/>
-          <w:lang w:eastAsia="ja-JP"/>
-        </w:rPr>
-        <w:t xml:space="preserve"> `script-</w:t>
+        <w:t>」を押して、保存済みの `script-</w:t>
       </w:r>
       <w:proofErr w:type="spellStart"/>
       <w:r>
@@ -4232,14 +3097,7 @@
           <w:rFonts w:ascii="BIZ UDPゴシック" w:eastAsia="BIZ UDPゴシック" w:hAnsi="BIZ UDPゴシック"/>
           <w:lang w:eastAsia="ja-JP"/>
         </w:rPr>
-        <w:t xml:space="preserve">` </w:t>
-      </w:r>
-      <w:r>
-        <w:rPr>
-          <w:rFonts w:ascii="BIZ UDPゴシック" w:eastAsia="BIZ UDPゴシック" w:hAnsi="BIZ UDPゴシック"/>
-          <w:lang w:eastAsia="ja-JP"/>
-        </w:rPr>
-        <w:t>などのファイルを選択すると一括で台本が読み込まれます。</w:t>
+        <w:t>` などのファイルを選択すると一括で台本が読み込まれます。</w:t>
       </w:r>
     </w:p>
     <w:p>
@@ -4257,31 +3115,7 @@
           <w:b/>
           <w:lang w:eastAsia="ja-JP"/>
         </w:rPr>
-        <w:t>・ファイルの保存</w:t>
-      </w:r>
-      <w:r>
-        <w:rPr>
-          <w:rFonts w:ascii="BIZ UDPゴシック" w:eastAsia="BIZ UDPゴシック" w:hAnsi="BIZ UDPゴシック"/>
-          <w:b/>
-          <w:lang w:eastAsia="ja-JP"/>
-        </w:rPr>
-        <w:t xml:space="preserve"> (</w:t>
-      </w:r>
-      <w:r>
-        <w:rPr>
-          <w:rFonts w:ascii="BIZ UDPゴシック" w:eastAsia="BIZ UDPゴシック" w:hAnsi="BIZ UDPゴシック"/>
-          <w:b/>
-          <w:lang w:eastAsia="ja-JP"/>
-        </w:rPr>
-        <w:t>エクスポート</w:t>
-      </w:r>
-      <w:r>
-        <w:rPr>
-          <w:rFonts w:ascii="BIZ UDPゴシック" w:eastAsia="BIZ UDPゴシック" w:hAnsi="BIZ UDPゴシック"/>
-          <w:b/>
-          <w:lang w:eastAsia="ja-JP"/>
-        </w:rPr>
-        <w:t xml:space="preserve">): </w:t>
+        <w:t xml:space="preserve">・ファイルの保存 (エクスポート): </w:t>
       </w:r>
       <w:r>
         <w:rPr>
@@ -4346,51 +3180,14 @@
           <w:bCs/>
           <w:lang w:eastAsia="ja-JP"/>
         </w:rPr>
-        <w:t xml:space="preserve"> </w:t>
+        <w:t xml:space="preserve"> として出力</w:t>
       </w:r>
       <w:r>
         <w:rPr>
           <w:rFonts w:ascii="BIZ UDPゴシック" w:eastAsia="BIZ UDPゴシック" w:hAnsi="BIZ UDPゴシック"/>
-          <w:b/>
-          <w:bCs/>
-          <w:lang w:eastAsia="ja-JP"/>
-        </w:rPr>
-        <w:t>として出力</w:t>
-      </w:r>
-      <w:r>
-        <w:rPr>
-          <w:rFonts w:ascii="BIZ UDPゴシック" w:eastAsia="BIZ UDPゴシック" w:hAnsi="BIZ UDPゴシック"/>
-          <w:lang w:eastAsia="ja-JP"/>
-        </w:rPr>
-        <w:t>」ボタンを押すとローカル</w:t>
-      </w:r>
-      <w:r>
-        <w:rPr>
-          <w:rFonts w:ascii="BIZ UDPゴシック" w:eastAsia="BIZ UDPゴシック" w:hAnsi="BIZ UDPゴシック"/>
-          <w:lang w:eastAsia="ja-JP"/>
-        </w:rPr>
-        <w:t>PC</w:t>
-      </w:r>
-      <w:r>
-        <w:rPr>
-          <w:rFonts w:ascii="BIZ UDPゴシック" w:eastAsia="BIZ UDPゴシック" w:hAnsi="BIZ UDPゴシック"/>
-          <w:lang w:eastAsia="ja-JP"/>
-        </w:rPr>
-        <w:t>に</w:t>
-      </w:r>
-      <w:r>
-        <w:rPr>
-          <w:rFonts w:ascii="BIZ UDPゴシック" w:eastAsia="BIZ UDPゴシック" w:hAnsi="BIZ UDPゴシック"/>
-          <w:lang w:eastAsia="ja-JP"/>
-        </w:rPr>
-        <w:t>JSON</w:t>
-      </w:r>
-      <w:r>
-        <w:rPr>
-          <w:rFonts w:ascii="BIZ UDPゴシック" w:eastAsia="BIZ UDPゴシック" w:hAnsi="BIZ UDPゴシック"/>
-          <w:lang w:eastAsia="ja-JP"/>
-        </w:rPr>
-        <w:t>形式でダウンロード保存できます。次回以降、このファイルを読み込むことでいつでも練習を再開できます。</w:t>
+          <w:lang w:eastAsia="ja-JP"/>
+        </w:rPr>
+        <w:t>」ボタンを押すとローカルPCにJSON形式でダウンロード保存できます。次回以降、このファイルを読み込むことでいつでも練習を再開できます。</w:t>
       </w:r>
     </w:p>
     <w:p>
@@ -4398,7 +3195,7 @@
         <w:spacing w:after="0" w:line="240" w:lineRule="auto"/>
         <w:ind w:left="210" w:hangingChars="100" w:hanging="210"/>
         <w:rPr>
-          <w:rFonts w:ascii="BIZ UDPゴシック" w:eastAsia="BIZ UDPゴシック" w:hAnsi="BIZ UDPゴシック" w:hint="eastAsia"/>
+          <w:rFonts w:ascii="BIZ UDPゴシック" w:eastAsia="BIZ UDPゴシック" w:hAnsi="BIZ UDPゴシック"/>
           <w:bCs/>
           <w:lang w:eastAsia="ja-JP"/>
         </w:rPr>
@@ -4508,17 +3305,7 @@
           <w:sz w:val="30"/>
           <w:lang w:eastAsia="ja-JP"/>
         </w:rPr>
-        <w:t xml:space="preserve">6. </w:t>
-      </w:r>
-      <w:r>
-        <w:rPr>
-          <w:rFonts w:ascii="BIZ UDPゴシック" w:eastAsia="BIZ UDPゴシック" w:hAnsi="BIZ UDPゴシック"/>
-          <w:b/>
-          <w:color w:val="2C3E50"/>
-          <w:sz w:val="30"/>
-          <w:lang w:eastAsia="ja-JP"/>
-        </w:rPr>
-        <w:t>キーボードショートカット一覧</w:t>
+        <w:t>6. キーボードショートカット一覧</w:t>
       </w:r>
     </w:p>
     <w:p>
@@ -4643,16 +3430,7 @@
                 <w:color w:val="3498DB"/>
                 <w:lang w:eastAsia="ja-JP"/>
               </w:rPr>
-              <w:t xml:space="preserve">[Space] </w:t>
-            </w:r>
-            <w:r>
-              <w:rPr>
-                <w:rFonts w:ascii="BIZ UDPゴシック" w:eastAsia="BIZ UDPゴシック" w:hAnsi="BIZ UDPゴシック"/>
-                <w:b/>
-                <w:color w:val="3498DB"/>
-                <w:lang w:eastAsia="ja-JP"/>
-              </w:rPr>
-              <w:t>スペースキー</w:t>
+              <w:t>[Space] スペースキー</w:t>
             </w:r>
           </w:p>
         </w:tc>
@@ -4680,21 +3458,7 @@
                 <w:rFonts w:ascii="BIZ UDPゴシック" w:eastAsia="BIZ UDPゴシック" w:hAnsi="BIZ UDPゴシック"/>
                 <w:lang w:eastAsia="ja-JP"/>
               </w:rPr>
-              <w:t>通し稽古またはお手本全文再生の「一時停止」</w:t>
-            </w:r>
-            <w:r>
-              <w:rPr>
-                <w:rFonts w:ascii="BIZ UDPゴシック" w:eastAsia="BIZ UDPゴシック" w:hAnsi="BIZ UDPゴシック"/>
-                <w:lang w:eastAsia="ja-JP"/>
-              </w:rPr>
-              <w:t>/</w:t>
-            </w:r>
-            <w:r>
-              <w:rPr>
-                <w:rFonts w:ascii="BIZ UDPゴシック" w:eastAsia="BIZ UDPゴシック" w:hAnsi="BIZ UDPゴシック"/>
-                <w:lang w:eastAsia="ja-JP"/>
-              </w:rPr>
-              <w:t>「再開」</w:t>
+              <w:t>通し稽古またはお手本全文再生の「一時停止」/「再開」</w:t>
             </w:r>
           </w:p>
         </w:tc>
@@ -4806,16 +3570,7 @@
                 <w:color w:val="3498DB"/>
                 <w:lang w:eastAsia="ja-JP"/>
               </w:rPr>
-              <w:t xml:space="preserve">[Enter] </w:t>
-            </w:r>
-            <w:r>
-              <w:rPr>
-                <w:rFonts w:ascii="BIZ UDPゴシック" w:eastAsia="BIZ UDPゴシック" w:hAnsi="BIZ UDPゴシック"/>
-                <w:b/>
-                <w:color w:val="3498DB"/>
-                <w:lang w:eastAsia="ja-JP"/>
-              </w:rPr>
-              <w:t>エンターキー</w:t>
+              <w:t>[Enter] エンターキー</w:t>
             </w:r>
           </w:p>
         </w:tc>
@@ -4877,16 +3632,7 @@
                 <w:color w:val="3498DB"/>
                 <w:lang w:eastAsia="ja-JP"/>
               </w:rPr>
-              <w:t xml:space="preserve">[Esc] </w:t>
-            </w:r>
-            <w:r>
-              <w:rPr>
-                <w:rFonts w:ascii="BIZ UDPゴシック" w:eastAsia="BIZ UDPゴシック" w:hAnsi="BIZ UDPゴシック"/>
-                <w:b/>
-                <w:color w:val="3498DB"/>
-                <w:lang w:eastAsia="ja-JP"/>
-              </w:rPr>
-              <w:t>エスケープキー</w:t>
+              <w:t>[Esc] エスケープキー</w:t>
             </w:r>
           </w:p>
         </w:tc>
@@ -4950,6 +3696,24 @@
       <w:pPr>
         <w:spacing w:after="0" w:line="240" w:lineRule="auto"/>
         <w:rPr>
+          <w:rFonts w:ascii="BIZ UDPゴシック" w:eastAsia="BIZ UDPゴシック" w:hAnsi="BIZ UDPゴシック"/>
+          <w:lang w:eastAsia="ja-JP"/>
+        </w:rPr>
+      </w:pPr>
+    </w:p>
+    <w:p>
+      <w:pPr>
+        <w:spacing w:after="0" w:line="240" w:lineRule="auto"/>
+        <w:rPr>
+          <w:rFonts w:ascii="BIZ UDPゴシック" w:eastAsia="BIZ UDPゴシック" w:hAnsi="BIZ UDPゴシック"/>
+          <w:lang w:eastAsia="ja-JP"/>
+        </w:rPr>
+      </w:pPr>
+    </w:p>
+    <w:p>
+      <w:pPr>
+        <w:spacing w:after="0" w:line="240" w:lineRule="auto"/>
+        <w:rPr>
           <w:rFonts w:ascii="BIZ UDPゴシック" w:eastAsia="BIZ UDPゴシック" w:hAnsi="BIZ UDPゴシック" w:hint="eastAsia"/>
           <w:lang w:eastAsia="ja-JP"/>
         </w:rPr>
@@ -4969,7 +3733,7 @@
           <w:color w:val="808080"/>
           <w:sz w:val="17"/>
         </w:rPr>
-        <w:t>English Speech &amp; Pronunciation Trainer Ver.1.</w:t>
+        <w:t>English Speech &amp; Pronunciation Trainer Ver.</w:t>
       </w:r>
       <w:r>
         <w:rPr>
@@ -5810,6 +4574,7 @@
   <w:style w:type="character" w:default="1" w:styleId="a2">
     <w:name w:val="Default Paragraph Font"/>
     <w:uiPriority w:val="1"/>
+    <w:semiHidden/>
     <w:unhideWhenUsed/>
   </w:style>
   <w:style w:type="table" w:default="1" w:styleId="a3">
